--- a/Screenshots/Screenshots.docx
+++ b/Screenshots/Screenshots.docx
@@ -1543,9 +1543,35 @@
     <w:p/>
     <w:p/>
     <w:p>
-      <w:r>
-        <w:t>Docker images</w:t>
-      </w:r>
+      <w:pPr>
+        <w:rPr>
+          <w:b/>
+          <w:bCs/>
+        </w:rPr>
+      </w:pPr>
+      <w:r>
+        <w:rPr>
+          <w:b/>
+          <w:bCs/>
+        </w:rPr>
+        <w:t>Step 5: Build Docker images</w:t>
+      </w:r>
+    </w:p>
+    <w:p>
+      <w:pPr>
+        <w:rPr>
+          <w:b/>
+          <w:bCs/>
+        </w:rPr>
+      </w:pPr>
+    </w:p>
+    <w:p>
+      <w:pPr>
+        <w:rPr>
+          <w:b/>
+          <w:bCs/>
+        </w:rPr>
+      </w:pPr>
     </w:p>
     <w:p>
       <w:r>
@@ -1588,6 +1614,7 @@
     </w:p>
     <w:p>
       <w:r>
+        <w:lastRenderedPageBreak/>
         <w:drawing>
           <wp:inline distT="0" distB="0" distL="0" distR="0" wp14:anchorId="17EDB00B" wp14:editId="0E7A1723">
             <wp:extent cx="5731510" cy="3020695"/>
@@ -1627,7 +1654,6 @@
     </w:p>
     <w:p>
       <w:r>
-        <w:lastRenderedPageBreak/>
         <w:drawing>
           <wp:inline distT="0" distB="0" distL="0" distR="0" wp14:anchorId="2381850F" wp14:editId="363154C2">
             <wp:extent cx="5731510" cy="4144645"/>
@@ -1666,17 +1692,51 @@
       </w:r>
     </w:p>
     <w:p>
-      <w:r>
-        <w:t>Build Docker image</w:t>
-      </w:r>
+      <w:pPr>
+        <w:rPr>
+          <w:b/>
+          <w:bCs/>
+        </w:rPr>
+      </w:pPr>
+      <w:r>
+        <w:rPr>
+          <w:b/>
+          <w:bCs/>
+        </w:rPr>
+        <w:t xml:space="preserve"> Now run the app locally and test it:</w:t>
+      </w:r>
+    </w:p>
+    <w:p>
+      <w:pPr>
+        <w:rPr>
+          <w:b/>
+          <w:bCs/>
+        </w:rPr>
+      </w:pPr>
+    </w:p>
+    <w:p>
+      <w:pPr>
+        <w:rPr>
+          <w:b/>
+          <w:bCs/>
+        </w:rPr>
+      </w:pPr>
+    </w:p>
+    <w:p>
+      <w:pPr>
+        <w:rPr>
+          <w:b/>
+          <w:bCs/>
+        </w:rPr>
+      </w:pPr>
     </w:p>
     <w:p>
       <w:r>
         <w:lastRenderedPageBreak/>
         <w:drawing>
-          <wp:inline distT="0" distB="0" distL="0" distR="0" wp14:anchorId="4B1871A4" wp14:editId="00620F7F">
-            <wp:extent cx="5731510" cy="4281170"/>
-            <wp:effectExtent l="0" t="0" r="2540" b="5080"/>
+          <wp:inline distT="0" distB="0" distL="0" distR="0" wp14:anchorId="4B1871A4" wp14:editId="69973B25">
+            <wp:extent cx="5321300" cy="3974762"/>
+            <wp:effectExtent l="0" t="0" r="0" b="6985"/>
             <wp:docPr id="68088841" name="Picture 1"/>
             <wp:cNvGraphicFramePr>
               <a:graphicFrameLocks xmlns:a="http://schemas.openxmlformats.org/drawingml/2006/main" noChangeAspect="1"/>
@@ -1697,7 +1757,7 @@
                   <pic:spPr>
                     <a:xfrm>
                       <a:off x="0" y="0"/>
-                      <a:ext cx="5731510" cy="4281170"/>
+                      <a:ext cx="5323389" cy="3976322"/>
                     </a:xfrm>
                     <a:prstGeom prst="rect">
                       <a:avLst/>
@@ -1713,7 +1773,16 @@
     <w:p/>
     <w:p>
       <w:r>
-        <w:t>Tag the image for ECR</w:t>
+        <w:t>Tag the image</w:t>
+      </w:r>
+      <w:r>
+        <w:t>s</w:t>
+      </w:r>
+      <w:r>
+        <w:t xml:space="preserve"> for ECR</w:t>
+      </w:r>
+      <w:r>
+        <w:t>s</w:t>
       </w:r>
     </w:p>
     <w:p/>
@@ -1756,6 +1825,665 @@
         </w:drawing>
       </w:r>
     </w:p>
+    <w:p/>
+    <w:p>
+      <w:r>
+        <w:t>Push all the images to respective ECRs</w:t>
+      </w:r>
+    </w:p>
+    <w:p/>
+    <w:p>
+      <w:r>
+        <w:drawing>
+          <wp:inline distT="0" distB="0" distL="0" distR="0" wp14:anchorId="077B85EF" wp14:editId="33120D29">
+            <wp:extent cx="5731510" cy="1738630"/>
+            <wp:effectExtent l="0" t="0" r="2540" b="0"/>
+            <wp:docPr id="1337794326" name="Picture 1"/>
+            <wp:cNvGraphicFramePr>
+              <a:graphicFrameLocks xmlns:a="http://schemas.openxmlformats.org/drawingml/2006/main" noChangeAspect="1"/>
+            </wp:cNvGraphicFramePr>
+            <a:graphic xmlns:a="http://schemas.openxmlformats.org/drawingml/2006/main">
+              <a:graphicData uri="http://schemas.openxmlformats.org/drawingml/2006/picture">
+                <pic:pic xmlns:pic="http://schemas.openxmlformats.org/drawingml/2006/picture">
+                  <pic:nvPicPr>
+                    <pic:cNvPr id="1337794326" name=""/>
+                    <pic:cNvPicPr/>
+                  </pic:nvPicPr>
+                  <pic:blipFill>
+                    <a:blip r:embed="rId25"/>
+                    <a:stretch>
+                      <a:fillRect/>
+                    </a:stretch>
+                  </pic:blipFill>
+                  <pic:spPr>
+                    <a:xfrm>
+                      <a:off x="0" y="0"/>
+                      <a:ext cx="5731510" cy="1738630"/>
+                    </a:xfrm>
+                    <a:prstGeom prst="rect">
+                      <a:avLst/>
+                    </a:prstGeom>
+                  </pic:spPr>
+                </pic:pic>
+              </a:graphicData>
+            </a:graphic>
+          </wp:inline>
+        </w:drawing>
+      </w:r>
+    </w:p>
+    <w:p/>
+    <w:p/>
+    <w:p>
+      <w:pPr>
+        <w:rPr>
+          <w:b/>
+          <w:bCs/>
+        </w:rPr>
+      </w:pPr>
+      <w:r>
+        <w:rPr>
+          <w:b/>
+          <w:bCs/>
+        </w:rPr>
+        <w:t xml:space="preserve">Step 6: </w:t>
+      </w:r>
+      <w:r>
+        <w:rPr>
+          <w:b/>
+          <w:bCs/>
+        </w:rPr>
+        <w:t>Create EKS Cluster</w:t>
+      </w:r>
+    </w:p>
+    <w:p>
+      <w:r>
+        <w:t xml:space="preserve">Using </w:t>
+      </w:r>
+      <w:proofErr w:type="spellStart"/>
+      <w:r>
+        <w:t>eksctl</w:t>
+      </w:r>
+      <w:proofErr w:type="spellEnd"/>
+      <w:r>
+        <w:t>:</w:t>
+      </w:r>
+    </w:p>
+    <w:p>
+      <w:proofErr w:type="spellStart"/>
+      <w:r>
+        <w:t>eksctl</w:t>
+      </w:r>
+      <w:proofErr w:type="spellEnd"/>
+      <w:r>
+        <w:t xml:space="preserve"> create cluster \</w:t>
+      </w:r>
+      <w:r>
+        <w:br/>
+        <w:t xml:space="preserve">--name </w:t>
+      </w:r>
+      <w:proofErr w:type="spellStart"/>
+      <w:r>
+        <w:t>mern</w:t>
+      </w:r>
+      <w:proofErr w:type="spellEnd"/>
+      <w:r>
+        <w:t>-cluster \</w:t>
+      </w:r>
+      <w:r>
+        <w:br/>
+        <w:t>--region ap-south-1</w:t>
+      </w:r>
+    </w:p>
+    <w:p/>
+    <w:p/>
+    <w:p>
+      <w:r>
+        <w:drawing>
+          <wp:inline distT="0" distB="0" distL="0" distR="0" wp14:anchorId="6A64CAEF" wp14:editId="52A6974F">
+            <wp:extent cx="5731510" cy="3035300"/>
+            <wp:effectExtent l="0" t="0" r="2540" b="0"/>
+            <wp:docPr id="1611642097" name="Picture 1"/>
+            <wp:cNvGraphicFramePr>
+              <a:graphicFrameLocks xmlns:a="http://schemas.openxmlformats.org/drawingml/2006/main" noChangeAspect="1"/>
+            </wp:cNvGraphicFramePr>
+            <a:graphic xmlns:a="http://schemas.openxmlformats.org/drawingml/2006/main">
+              <a:graphicData uri="http://schemas.openxmlformats.org/drawingml/2006/picture">
+                <pic:pic xmlns:pic="http://schemas.openxmlformats.org/drawingml/2006/picture">
+                  <pic:nvPicPr>
+                    <pic:cNvPr id="1611642097" name=""/>
+                    <pic:cNvPicPr/>
+                  </pic:nvPicPr>
+                  <pic:blipFill>
+                    <a:blip r:embed="rId26"/>
+                    <a:stretch>
+                      <a:fillRect/>
+                    </a:stretch>
+                  </pic:blipFill>
+                  <pic:spPr>
+                    <a:xfrm>
+                      <a:off x="0" y="0"/>
+                      <a:ext cx="5731510" cy="3035300"/>
+                    </a:xfrm>
+                    <a:prstGeom prst="rect">
+                      <a:avLst/>
+                    </a:prstGeom>
+                  </pic:spPr>
+                </pic:pic>
+              </a:graphicData>
+            </a:graphic>
+          </wp:inline>
+        </w:drawing>
+      </w:r>
+    </w:p>
+    <w:p>
+      <w:pPr>
+        <w:rPr>
+          <w:b/>
+          <w:bCs/>
+        </w:rPr>
+      </w:pPr>
+    </w:p>
+    <w:p>
+      <w:pPr>
+        <w:rPr>
+          <w:b/>
+          <w:bCs/>
+        </w:rPr>
+      </w:pPr>
+    </w:p>
+    <w:p>
+      <w:pPr>
+        <w:rPr>
+          <w:b/>
+          <w:bCs/>
+        </w:rPr>
+      </w:pPr>
+      <w:r>
+        <w:rPr>
+          <w:b/>
+          <w:bCs/>
+        </w:rPr>
+        <w:t xml:space="preserve">Step 7: </w:t>
+      </w:r>
+      <w:r>
+        <w:rPr>
+          <w:b/>
+          <w:bCs/>
+        </w:rPr>
+        <w:t xml:space="preserve">Configure </w:t>
+      </w:r>
+      <w:proofErr w:type="spellStart"/>
+      <w:r>
+        <w:rPr>
+          <w:b/>
+          <w:bCs/>
+        </w:rPr>
+        <w:t>kubectl</w:t>
+      </w:r>
+      <w:proofErr w:type="spellEnd"/>
+    </w:p>
+    <w:p>
+      <w:proofErr w:type="spellStart"/>
+      <w:r>
+        <w:t>aws</w:t>
+      </w:r>
+      <w:proofErr w:type="spellEnd"/>
+      <w:r>
+        <w:t xml:space="preserve"> </w:t>
+      </w:r>
+      <w:proofErr w:type="spellStart"/>
+      <w:r>
+        <w:t>eks</w:t>
+      </w:r>
+      <w:proofErr w:type="spellEnd"/>
+      <w:r>
+        <w:t xml:space="preserve"> --region ap-south-1 update-</w:t>
+      </w:r>
+      <w:proofErr w:type="spellStart"/>
+      <w:r>
+        <w:t>kubeconfig</w:t>
+      </w:r>
+      <w:proofErr w:type="spellEnd"/>
+      <w:r>
+        <w:t xml:space="preserve"> --name </w:t>
+      </w:r>
+      <w:proofErr w:type="spellStart"/>
+      <w:r>
+        <w:t>mern</w:t>
+      </w:r>
+      <w:proofErr w:type="spellEnd"/>
+      <w:r>
+        <w:t>-cluster</w:t>
+      </w:r>
+    </w:p>
+    <w:p/>
+    <w:p>
+      <w:r>
+        <w:lastRenderedPageBreak/>
+        <w:drawing>
+          <wp:inline distT="0" distB="0" distL="0" distR="0" wp14:anchorId="552067CE" wp14:editId="70004AFE">
+            <wp:extent cx="5731510" cy="2716530"/>
+            <wp:effectExtent l="0" t="0" r="2540" b="7620"/>
+            <wp:docPr id="429660241" name="Picture 1"/>
+            <wp:cNvGraphicFramePr>
+              <a:graphicFrameLocks xmlns:a="http://schemas.openxmlformats.org/drawingml/2006/main" noChangeAspect="1"/>
+            </wp:cNvGraphicFramePr>
+            <a:graphic xmlns:a="http://schemas.openxmlformats.org/drawingml/2006/main">
+              <a:graphicData uri="http://schemas.openxmlformats.org/drawingml/2006/picture">
+                <pic:pic xmlns:pic="http://schemas.openxmlformats.org/drawingml/2006/picture">
+                  <pic:nvPicPr>
+                    <pic:cNvPr id="429660241" name=""/>
+                    <pic:cNvPicPr/>
+                  </pic:nvPicPr>
+                  <pic:blipFill>
+                    <a:blip r:embed="rId27"/>
+                    <a:stretch>
+                      <a:fillRect/>
+                    </a:stretch>
+                  </pic:blipFill>
+                  <pic:spPr>
+                    <a:xfrm>
+                      <a:off x="0" y="0"/>
+                      <a:ext cx="5731510" cy="2716530"/>
+                    </a:xfrm>
+                    <a:prstGeom prst="rect">
+                      <a:avLst/>
+                    </a:prstGeom>
+                  </pic:spPr>
+                </pic:pic>
+              </a:graphicData>
+            </a:graphic>
+          </wp:inline>
+        </w:drawing>
+      </w:r>
+    </w:p>
+    <w:p/>
+    <w:p>
+      <w:r>
+        <w:t xml:space="preserve">Create </w:t>
+      </w:r>
+      <w:proofErr w:type="spellStart"/>
+      <w:r>
+        <w:t>yaml</w:t>
+      </w:r>
+      <w:proofErr w:type="spellEnd"/>
+      <w:r>
+        <w:t xml:space="preserve"> files to deploy images from ECR to </w:t>
+      </w:r>
+      <w:proofErr w:type="spellStart"/>
+      <w:r>
+        <w:t>kubernetes</w:t>
+      </w:r>
+      <w:proofErr w:type="spellEnd"/>
+      <w:r>
+        <w:t xml:space="preserve"> pods.</w:t>
+      </w:r>
+    </w:p>
+    <w:p>
+      <w:r>
+        <w:t>Create these files for all services.</w:t>
+      </w:r>
+    </w:p>
+    <w:p>
+      <w:r>
+        <w:drawing>
+          <wp:inline distT="0" distB="0" distL="0" distR="0" wp14:anchorId="597212FB" wp14:editId="043028A7">
+            <wp:extent cx="5731510" cy="3112135"/>
+            <wp:effectExtent l="0" t="0" r="2540" b="0"/>
+            <wp:docPr id="1250183778" name="Picture 1"/>
+            <wp:cNvGraphicFramePr>
+              <a:graphicFrameLocks xmlns:a="http://schemas.openxmlformats.org/drawingml/2006/main" noChangeAspect="1"/>
+            </wp:cNvGraphicFramePr>
+            <a:graphic xmlns:a="http://schemas.openxmlformats.org/drawingml/2006/main">
+              <a:graphicData uri="http://schemas.openxmlformats.org/drawingml/2006/picture">
+                <pic:pic xmlns:pic="http://schemas.openxmlformats.org/drawingml/2006/picture">
+                  <pic:nvPicPr>
+                    <pic:cNvPr id="1250183778" name=""/>
+                    <pic:cNvPicPr/>
+                  </pic:nvPicPr>
+                  <pic:blipFill>
+                    <a:blip r:embed="rId28"/>
+                    <a:stretch>
+                      <a:fillRect/>
+                    </a:stretch>
+                  </pic:blipFill>
+                  <pic:spPr>
+                    <a:xfrm>
+                      <a:off x="0" y="0"/>
+                      <a:ext cx="5731510" cy="3112135"/>
+                    </a:xfrm>
+                    <a:prstGeom prst="rect">
+                      <a:avLst/>
+                    </a:prstGeom>
+                  </pic:spPr>
+                </pic:pic>
+              </a:graphicData>
+            </a:graphic>
+          </wp:inline>
+        </w:drawing>
+      </w:r>
+    </w:p>
+    <w:p/>
+    <w:p/>
+    <w:p/>
+    <w:p>
+      <w:pPr>
+        <w:rPr>
+          <w:b/>
+          <w:bCs/>
+        </w:rPr>
+      </w:pPr>
+      <w:r>
+        <w:rPr>
+          <w:b/>
+          <w:bCs/>
+        </w:rPr>
+        <w:t>STEP 8: Apply Deployments</w:t>
+      </w:r>
+    </w:p>
+    <w:p>
+      <w:r>
+        <w:t xml:space="preserve">Run </w:t>
+      </w:r>
+      <w:r>
+        <w:t>command:</w:t>
+      </w:r>
+      <w:r>
+        <w:t xml:space="preserve"> </w:t>
+      </w:r>
+      <w:proofErr w:type="spellStart"/>
+      <w:r>
+        <w:t>Kubectl</w:t>
+      </w:r>
+      <w:proofErr w:type="spellEnd"/>
+      <w:r>
+        <w:t xml:space="preserve"> apply -</w:t>
+      </w:r>
+      <w:proofErr w:type="gramStart"/>
+      <w:r>
+        <w:t>f .</w:t>
+      </w:r>
+      <w:proofErr w:type="gramEnd"/>
+    </w:p>
+    <w:p/>
+    <w:p>
+      <w:r>
+        <w:lastRenderedPageBreak/>
+        <w:drawing>
+          <wp:inline distT="0" distB="0" distL="0" distR="0" wp14:anchorId="436BD72A" wp14:editId="7D445C6F">
+            <wp:extent cx="5731510" cy="3206750"/>
+            <wp:effectExtent l="0" t="0" r="2540" b="0"/>
+            <wp:docPr id="1389790954" name="Picture 1"/>
+            <wp:cNvGraphicFramePr>
+              <a:graphicFrameLocks xmlns:a="http://schemas.openxmlformats.org/drawingml/2006/main" noChangeAspect="1"/>
+            </wp:cNvGraphicFramePr>
+            <a:graphic xmlns:a="http://schemas.openxmlformats.org/drawingml/2006/main">
+              <a:graphicData uri="http://schemas.openxmlformats.org/drawingml/2006/picture">
+                <pic:pic xmlns:pic="http://schemas.openxmlformats.org/drawingml/2006/picture">
+                  <pic:nvPicPr>
+                    <pic:cNvPr id="1389790954" name=""/>
+                    <pic:cNvPicPr/>
+                  </pic:nvPicPr>
+                  <pic:blipFill>
+                    <a:blip r:embed="rId29"/>
+                    <a:stretch>
+                      <a:fillRect/>
+                    </a:stretch>
+                  </pic:blipFill>
+                  <pic:spPr>
+                    <a:xfrm>
+                      <a:off x="0" y="0"/>
+                      <a:ext cx="5731510" cy="3206750"/>
+                    </a:xfrm>
+                    <a:prstGeom prst="rect">
+                      <a:avLst/>
+                    </a:prstGeom>
+                  </pic:spPr>
+                </pic:pic>
+              </a:graphicData>
+            </a:graphic>
+          </wp:inline>
+        </w:drawing>
+      </w:r>
+    </w:p>
+    <w:p/>
+    <w:p/>
+    <w:p>
+      <w:pPr>
+        <w:rPr>
+          <w:b/>
+          <w:bCs/>
+        </w:rPr>
+      </w:pPr>
+      <w:r>
+        <w:rPr>
+          <w:b/>
+          <w:bCs/>
+        </w:rPr>
+        <w:t>STEP 9: Get Public URL</w:t>
+      </w:r>
+    </w:p>
+    <w:p>
+      <w:proofErr w:type="spellStart"/>
+      <w:r>
+        <w:t>kubectl</w:t>
+      </w:r>
+      <w:proofErr w:type="spellEnd"/>
+      <w:r>
+        <w:t xml:space="preserve"> get svc</w:t>
+      </w:r>
+    </w:p>
+    <w:p>
+      <w:r>
+        <w:t>R</w:t>
+      </w:r>
+      <w:r>
+        <w:t xml:space="preserve">un the </w:t>
+      </w:r>
+      <w:proofErr w:type="spellStart"/>
+      <w:r>
+        <w:t>kubectl</w:t>
+      </w:r>
+      <w:proofErr w:type="spellEnd"/>
+      <w:r>
+        <w:t xml:space="preserve"> get svc command to get the External Ip to access the application.</w:t>
+      </w:r>
+    </w:p>
+    <w:p/>
+    <w:p>
+      <w:r>
+        <w:drawing>
+          <wp:inline distT="0" distB="0" distL="0" distR="0" wp14:anchorId="1F9DED4E" wp14:editId="30438F04">
+            <wp:extent cx="5731510" cy="3206750"/>
+            <wp:effectExtent l="0" t="0" r="2540" b="0"/>
+            <wp:docPr id="220981431" name="Picture 1"/>
+            <wp:cNvGraphicFramePr>
+              <a:graphicFrameLocks xmlns:a="http://schemas.openxmlformats.org/drawingml/2006/main" noChangeAspect="1"/>
+            </wp:cNvGraphicFramePr>
+            <a:graphic xmlns:a="http://schemas.openxmlformats.org/drawingml/2006/main">
+              <a:graphicData uri="http://schemas.openxmlformats.org/drawingml/2006/picture">
+                <pic:pic xmlns:pic="http://schemas.openxmlformats.org/drawingml/2006/picture">
+                  <pic:nvPicPr>
+                    <pic:cNvPr id="220981431" name=""/>
+                    <pic:cNvPicPr/>
+                  </pic:nvPicPr>
+                  <pic:blipFill>
+                    <a:blip r:embed="rId29"/>
+                    <a:stretch>
+                      <a:fillRect/>
+                    </a:stretch>
+                  </pic:blipFill>
+                  <pic:spPr>
+                    <a:xfrm>
+                      <a:off x="0" y="0"/>
+                      <a:ext cx="5731510" cy="3206750"/>
+                    </a:xfrm>
+                    <a:prstGeom prst="rect">
+                      <a:avLst/>
+                    </a:prstGeom>
+                  </pic:spPr>
+                </pic:pic>
+              </a:graphicData>
+            </a:graphic>
+          </wp:inline>
+        </w:drawing>
+      </w:r>
+    </w:p>
+    <w:p/>
+    <w:p>
+      <w:r>
+        <w:lastRenderedPageBreak/>
+        <w:drawing>
+          <wp:inline distT="0" distB="0" distL="0" distR="0" wp14:anchorId="4EF41FE5" wp14:editId="428A53FE">
+            <wp:extent cx="5731510" cy="2772410"/>
+            <wp:effectExtent l="0" t="0" r="2540" b="8890"/>
+            <wp:docPr id="268337344" name="Picture 1"/>
+            <wp:cNvGraphicFramePr>
+              <a:graphicFrameLocks xmlns:a="http://schemas.openxmlformats.org/drawingml/2006/main" noChangeAspect="1"/>
+            </wp:cNvGraphicFramePr>
+            <a:graphic xmlns:a="http://schemas.openxmlformats.org/drawingml/2006/main">
+              <a:graphicData uri="http://schemas.openxmlformats.org/drawingml/2006/picture">
+                <pic:pic xmlns:pic="http://schemas.openxmlformats.org/drawingml/2006/picture">
+                  <pic:nvPicPr>
+                    <pic:cNvPr id="268337344" name=""/>
+                    <pic:cNvPicPr/>
+                  </pic:nvPicPr>
+                  <pic:blipFill>
+                    <a:blip r:embed="rId30"/>
+                    <a:stretch>
+                      <a:fillRect/>
+                    </a:stretch>
+                  </pic:blipFill>
+                  <pic:spPr>
+                    <a:xfrm>
+                      <a:off x="0" y="0"/>
+                      <a:ext cx="5731510" cy="2772410"/>
+                    </a:xfrm>
+                    <a:prstGeom prst="rect">
+                      <a:avLst/>
+                    </a:prstGeom>
+                  </pic:spPr>
+                </pic:pic>
+              </a:graphicData>
+            </a:graphic>
+          </wp:inline>
+        </w:drawing>
+      </w:r>
+    </w:p>
+    <w:p/>
+    <w:p>
+      <w:r>
+        <w:t xml:space="preserve">Access the application using the external </w:t>
+      </w:r>
+      <w:proofErr w:type="spellStart"/>
+      <w:r>
+        <w:t>ip</w:t>
+      </w:r>
+      <w:proofErr w:type="spellEnd"/>
+    </w:p>
+    <w:p>
+      <w:hyperlink r:id="rId31" w:history="1">
+        <w:r>
+          <w:rPr>
+            <w:rStyle w:val="Hyperlink"/>
+          </w:rPr>
+          <w:t>http://ExternalIP</w:t>
+        </w:r>
+      </w:hyperlink>
+      <w:r>
+        <w:br/>
+        <w:t>http://</w:t>
+      </w:r>
+      <w:r>
+        <w:t xml:space="preserve"> </w:t>
+      </w:r>
+      <w:r>
+        <w:t>http://ad55a5859dada47a38f973847e00b9ae-731481676.ap-south-1.elb.amazonaws.com/</w:t>
+      </w:r>
+    </w:p>
+    <w:p/>
+    <w:p/>
+    <w:p/>
+    <w:p/>
+    <w:p/>
+    <w:p/>
+    <w:p>
+      <w:r>
+        <w:lastRenderedPageBreak/>
+        <w:drawing>
+          <wp:inline distT="0" distB="0" distL="0" distR="0" wp14:anchorId="2BBC9FEF" wp14:editId="423A278A">
+            <wp:extent cx="5731510" cy="5211445"/>
+            <wp:effectExtent l="0" t="0" r="2540" b="8255"/>
+            <wp:docPr id="1096183093" name="Picture 1"/>
+            <wp:cNvGraphicFramePr>
+              <a:graphicFrameLocks xmlns:a="http://schemas.openxmlformats.org/drawingml/2006/main" noChangeAspect="1"/>
+            </wp:cNvGraphicFramePr>
+            <a:graphic xmlns:a="http://schemas.openxmlformats.org/drawingml/2006/main">
+              <a:graphicData uri="http://schemas.openxmlformats.org/drawingml/2006/picture">
+                <pic:pic xmlns:pic="http://schemas.openxmlformats.org/drawingml/2006/picture">
+                  <pic:nvPicPr>
+                    <pic:cNvPr id="1096183093" name=""/>
+                    <pic:cNvPicPr/>
+                  </pic:nvPicPr>
+                  <pic:blipFill>
+                    <a:blip r:embed="rId32"/>
+                    <a:stretch>
+                      <a:fillRect/>
+                    </a:stretch>
+                  </pic:blipFill>
+                  <pic:spPr>
+                    <a:xfrm>
+                      <a:off x="0" y="0"/>
+                      <a:ext cx="5731510" cy="5211445"/>
+                    </a:xfrm>
+                    <a:prstGeom prst="rect">
+                      <a:avLst/>
+                    </a:prstGeom>
+                  </pic:spPr>
+                </pic:pic>
+              </a:graphicData>
+            </a:graphic>
+          </wp:inline>
+        </w:drawing>
+      </w:r>
+    </w:p>
+    <w:p/>
+    <w:p>
+      <w:pPr>
+        <w:rPr>
+          <w:b/>
+          <w:bCs/>
+        </w:rPr>
+      </w:pPr>
+      <w:r>
+        <w:rPr>
+          <w:b/>
+          <w:bCs/>
+        </w:rPr>
+        <w:t>STEP 10: Automate via Jenkins (CI/CD)</w:t>
+      </w:r>
+    </w:p>
+    <w:p>
+      <w:r>
+        <w:t>Now update your Jenkins pipeline to:</w:t>
+      </w:r>
+    </w:p>
+    <w:p>
+      <w:pPr>
+        <w:rPr>
+          <w:b/>
+          <w:bCs/>
+        </w:rPr>
+      </w:pPr>
+      <w:r>
+        <w:rPr>
+          <w:b/>
+          <w:bCs/>
+        </w:rPr>
+        <w:t>Add stages:</w:t>
+      </w:r>
+    </w:p>
+    <w:p/>
     <w:sectPr>
       <w:pgSz w:w="11906" w:h="16838"/>
       <w:pgMar w:top="1440" w:right="1440" w:bottom="1440" w:left="1440" w:header="708" w:footer="708" w:gutter="0"/>

--- a/Screenshots/Screenshots.docx
+++ b/Screenshots/Screenshots.docx
@@ -27,14 +27,14 @@
           <w:bCs/>
         </w:rPr>
       </w:pPr>
-      <w:r>
-        <w:rPr>
-          <w:rFonts w:ascii="Segoe UI Emoji" w:hAnsi="Segoe UI Emoji" w:cs="Segoe UI Emoji"/>
-          <w:b/>
-          <w:bCs/>
-        </w:rPr>
-        <w:t>🔹</w:t>
-      </w:r>
+    </w:p>
+    <w:p>
+      <w:pPr>
+        <w:rPr>
+          <w:b/>
+          <w:bCs/>
+        </w:rPr>
+      </w:pPr>
       <w:r>
         <w:rPr>
           <w:b/>
@@ -77,7 +77,7 @@
     <w:p>
       <w:r>
         <w:pict w14:anchorId="5128D4E9">
-          <v:rect id="_x0000_i1031" style="width:0;height:1.5pt" o:hralign="center" o:hrstd="t" o:hr="t" fillcolor="#a0a0a0" stroked="f"/>
+          <v:rect id="_x0000_i1025" style="width:0;height:1.5pt" o:hralign="center" o:hrstd="t" o:hr="t" fillcolor="#a0a0a0" stroked="f"/>
         </w:pict>
       </w:r>
     </w:p>
@@ -90,18 +90,10 @@
       </w:pPr>
       <w:r>
         <w:rPr>
-          <w:rFonts w:ascii="Segoe UI Emoji" w:hAnsi="Segoe UI Emoji" w:cs="Segoe UI Emoji"/>
-          <w:b/>
-          <w:bCs/>
-        </w:rPr>
-        <w:t>🔹</w:t>
-      </w:r>
-      <w:r>
-        <w:rPr>
-          <w:b/>
-          <w:bCs/>
-        </w:rPr>
-        <w:t xml:space="preserve"> Clone your fork</w:t>
+          <w:b/>
+          <w:bCs/>
+        </w:rPr>
+        <w:t>Clone your fork</w:t>
       </w:r>
     </w:p>
     <w:p>
@@ -139,16 +131,8 @@
         <w:rPr>
           <w:color w:val="EE0000"/>
         </w:rPr>
-        <w:t xml:space="preserve">cd </w:t>
-      </w:r>
-      <w:proofErr w:type="spellStart"/>
-      <w:r>
-        <w:rPr>
-          <w:color w:val="EE0000"/>
-        </w:rPr>
-        <w:t>StreamingApp</w:t>
-      </w:r>
-      <w:proofErr w:type="spellEnd"/>
+        <w:t>cd StreamingApp</w:t>
+      </w:r>
     </w:p>
     <w:p>
       <w:pPr>
@@ -212,14 +196,18 @@
       </w:pPr>
     </w:p>
     <w:p>
-      <w:r>
-        <w:rPr>
-          <w:rFonts w:ascii="Segoe UI Emoji" w:hAnsi="Segoe UI Emoji" w:cs="Segoe UI Emoji"/>
-        </w:rPr>
-        <w:t>🔹</w:t>
-      </w:r>
-      <w:r>
-        <w:t xml:space="preserve"> Add upstream</w:t>
+      <w:pPr>
+        <w:rPr>
+          <w:b/>
+          <w:bCs/>
+        </w:rPr>
+      </w:pPr>
+      <w:r>
+        <w:rPr>
+          <w:b/>
+          <w:bCs/>
+        </w:rPr>
+        <w:t>Add upstream</w:t>
       </w:r>
     </w:p>
     <w:p>
@@ -237,28 +225,24 @@
     </w:p>
     <w:p/>
     <w:p>
-      <w:r>
-        <w:rPr>
-          <w:rFonts w:ascii="Segoe UI Emoji" w:hAnsi="Segoe UI Emoji" w:cs="Segoe UI Emoji"/>
-        </w:rPr>
-        <w:t>🔹</w:t>
-      </w:r>
-      <w:r>
-        <w:t xml:space="preserve"> Sync updates</w:t>
-      </w:r>
-    </w:p>
-    <w:p/>
-    <w:p>
-      <w:r>
-        <w:t xml:space="preserve">git </w:t>
-      </w:r>
-      <w:proofErr w:type="gramStart"/>
-      <w:r>
-        <w:t>fetch</w:t>
-      </w:r>
-      <w:proofErr w:type="gramEnd"/>
-      <w:r>
-        <w:t xml:space="preserve"> upstream</w:t>
+      <w:pPr>
+        <w:rPr>
+          <w:b/>
+          <w:bCs/>
+        </w:rPr>
+      </w:pPr>
+      <w:r>
+        <w:rPr>
+          <w:b/>
+          <w:bCs/>
+        </w:rPr>
+        <w:t>Sync updates</w:t>
+      </w:r>
+    </w:p>
+    <w:p/>
+    <w:p>
+      <w:r>
+        <w:t>git fetch upstream</w:t>
       </w:r>
     </w:p>
     <w:p>
@@ -332,6 +316,13 @@
           <w:b/>
           <w:bCs/>
         </w:rPr>
+        <w:t>S</w:t>
+      </w:r>
+      <w:r>
+        <w:rPr>
+          <w:b/>
+          <w:bCs/>
+        </w:rPr>
         <w:t>TEP 2: Containerize MERN App</w:t>
       </w:r>
     </w:p>
@@ -367,8 +358,1180 @@
       <w:r>
         <w:t>backend/</w:t>
       </w:r>
-    </w:p>
-    <w:p/>
+      <w:r>
+        <w:t>admin-service</w:t>
+      </w:r>
+    </w:p>
+    <w:p>
+      <w:r>
+        <w:t>backend/auth-service</w:t>
+      </w:r>
+    </w:p>
+    <w:p>
+      <w:r>
+        <w:t>backend/chat-service</w:t>
+      </w:r>
+    </w:p>
+    <w:p>
+      <w:r>
+        <w:t>backend/streaming-service</w:t>
+      </w:r>
+    </w:p>
+    <w:p/>
+    <w:p/>
+    <w:p>
+      <w:pPr>
+        <w:rPr>
+          <w:b/>
+          <w:bCs/>
+        </w:rPr>
+      </w:pPr>
+      <w:r>
+        <w:rPr>
+          <w:b/>
+          <w:bCs/>
+        </w:rPr>
+        <w:t>Install dependencies for each service:</w:t>
+      </w:r>
+    </w:p>
+    <w:p>
+      <w:r>
+        <w:t># auth service</w:t>
+      </w:r>
+    </w:p>
+    <w:p>
+      <w:r>
+        <w:t>cd backend/authService &amp;&amp; npm install</w:t>
+      </w:r>
+    </w:p>
+    <w:p/>
+    <w:p>
+      <w:r>
+        <w:t># streaming service</w:t>
+      </w:r>
+    </w:p>
+    <w:p>
+      <w:r>
+        <w:t>cd ../streamingService &amp;&amp; npm install</w:t>
+      </w:r>
+    </w:p>
+    <w:p/>
+    <w:p>
+      <w:r>
+        <w:t># admin service</w:t>
+      </w:r>
+    </w:p>
+    <w:p>
+      <w:r>
+        <w:t>cd ../adminService &amp;&amp; npm install</w:t>
+      </w:r>
+    </w:p>
+    <w:p/>
+    <w:p>
+      <w:r>
+        <w:lastRenderedPageBreak/>
+        <w:t># chat service</w:t>
+      </w:r>
+    </w:p>
+    <w:p>
+      <w:r>
+        <w:t>cd ../chatService &amp;&amp; npm install</w:t>
+      </w:r>
+    </w:p>
+    <w:p/>
+    <w:p>
+      <w:r>
+        <w:t># frontend</w:t>
+      </w:r>
+    </w:p>
+    <w:p>
+      <w:r>
+        <w:t>cd ../../frontend &amp;&amp; npm install</w:t>
+      </w:r>
+    </w:p>
+    <w:p/>
+    <w:p>
+      <w:pPr>
+        <w:rPr>
+          <w:b/>
+          <w:bCs/>
+        </w:rPr>
+      </w:pPr>
+      <w:r>
+        <w:rPr>
+          <w:b/>
+          <w:bCs/>
+        </w:rPr>
+        <w:t>Run the services (in separate terminals) after starting MongoDB:</w:t>
+      </w:r>
+    </w:p>
+    <w:p>
+      <w:pPr>
+        <w:rPr>
+          <w:b/>
+          <w:bCs/>
+        </w:rPr>
+      </w:pPr>
+    </w:p>
+    <w:p>
+      <w:r>
+        <w:t>cd backend/authService &amp;&amp; npm run dev</w:t>
+      </w:r>
+    </w:p>
+    <w:p>
+      <w:r>
+        <w:t>cd backend/streamingService &amp;&amp; npm run dev</w:t>
+      </w:r>
+    </w:p>
+    <w:p>
+      <w:r>
+        <w:t>cd backend/adminService &amp;&amp; npm run dev</w:t>
+      </w:r>
+    </w:p>
+    <w:p>
+      <w:r>
+        <w:t>cd backend/chatService &amp;&amp; npm run dev</w:t>
+      </w:r>
+    </w:p>
+    <w:p>
+      <w:r>
+        <w:t>cd frontend &amp;&amp; npm start</w:t>
+      </w:r>
+    </w:p>
+    <w:p>
+      <w:pPr>
+        <w:rPr>
+          <w:b/>
+          <w:bCs/>
+        </w:rPr>
+      </w:pPr>
+    </w:p>
+    <w:p>
+      <w:pPr>
+        <w:rPr>
+          <w:b/>
+          <w:bCs/>
+        </w:rPr>
+      </w:pPr>
+      <w:r>
+        <w:rPr>
+          <w:b/>
+          <w:bCs/>
+        </w:rPr>
+        <w:t>Below are the port numbers of the services,</w:t>
+      </w:r>
+    </w:p>
+    <w:p>
+      <w:pPr>
+        <w:rPr>
+          <w:b/>
+          <w:bCs/>
+        </w:rPr>
+      </w:pPr>
+    </w:p>
+    <w:tbl>
+      <w:tblPr>
+        <w:tblW w:w="0" w:type="auto"/>
+        <w:shd w:val="clear" w:color="auto" w:fill="0D1117"/>
+        <w:tblCellMar>
+          <w:top w:w="15" w:type="dxa"/>
+          <w:left w:w="15" w:type="dxa"/>
+          <w:bottom w:w="15" w:type="dxa"/>
+          <w:right w:w="15" w:type="dxa"/>
+        </w:tblCellMar>
+        <w:tblLook w:val="04A0" w:firstRow="1" w:lastRow="0" w:firstColumn="1" w:lastColumn="0" w:noHBand="0" w:noVBand="1"/>
+      </w:tblPr>
+      <w:tblGrid>
+        <w:gridCol w:w="2150"/>
+        <w:gridCol w:w="1037"/>
+        <w:gridCol w:w="5819"/>
+      </w:tblGrid>
+      <w:tr>
+        <w:trPr>
+          <w:tblHeader/>
+        </w:trPr>
+        <w:tc>
+          <w:tcPr>
+            <w:tcW w:w="0" w:type="auto"/>
+            <w:tcBorders>
+              <w:top w:val="single" w:sz="8" w:space="0" w:color="3D444D"/>
+              <w:left w:val="single" w:sz="8" w:space="0" w:color="3D444D"/>
+              <w:bottom w:val="single" w:sz="8" w:space="0" w:color="3D444D"/>
+              <w:right w:val="single" w:sz="8" w:space="0" w:color="3D444D"/>
+            </w:tcBorders>
+            <w:shd w:val="clear" w:color="auto" w:fill="0D1117"/>
+            <w:tcMar>
+              <w:top w:w="90" w:type="dxa"/>
+              <w:left w:w="195" w:type="dxa"/>
+              <w:bottom w:w="90" w:type="dxa"/>
+              <w:right w:w="195" w:type="dxa"/>
+            </w:tcMar>
+            <w:vAlign w:val="center"/>
+            <w:hideMark/>
+          </w:tcPr>
+          <w:p>
+            <w:pPr>
+              <w:spacing w:after="240" w:line="240" w:lineRule="auto"/>
+              <w:jc w:val="center"/>
+              <w:rPr>
+                <w:rFonts w:ascii="Segoe UI" w:eastAsia="Times New Roman" w:hAnsi="Segoe UI" w:cs="Segoe UI"/>
+                <w:b/>
+                <w:bCs/>
+                <w:color w:val="F0F6FC"/>
+                <w:kern w:val="0"/>
+                <w:szCs w:val="24"/>
+                <w:lang w:eastAsia="en-IN"/>
+                <w14:ligatures w14:val="none"/>
+              </w:rPr>
+            </w:pPr>
+            <w:r>
+              <w:rPr>
+                <w:rFonts w:ascii="Segoe UI" w:eastAsia="Times New Roman" w:hAnsi="Segoe UI" w:cs="Segoe UI"/>
+                <w:b/>
+                <w:bCs/>
+                <w:color w:val="F0F6FC"/>
+                <w:kern w:val="0"/>
+                <w:szCs w:val="24"/>
+                <w:lang w:eastAsia="en-IN"/>
+                <w14:ligatures w14:val="none"/>
+              </w:rPr>
+              <w:t>Service</w:t>
+            </w:r>
+          </w:p>
+        </w:tc>
+        <w:tc>
+          <w:tcPr>
+            <w:tcW w:w="0" w:type="auto"/>
+            <w:tcBorders>
+              <w:top w:val="single" w:sz="8" w:space="0" w:color="3D444D"/>
+              <w:left w:val="single" w:sz="8" w:space="0" w:color="3D444D"/>
+              <w:bottom w:val="single" w:sz="8" w:space="0" w:color="3D444D"/>
+              <w:right w:val="single" w:sz="8" w:space="0" w:color="3D444D"/>
+            </w:tcBorders>
+            <w:shd w:val="clear" w:color="auto" w:fill="0D1117"/>
+            <w:tcMar>
+              <w:top w:w="90" w:type="dxa"/>
+              <w:left w:w="195" w:type="dxa"/>
+              <w:bottom w:w="90" w:type="dxa"/>
+              <w:right w:w="195" w:type="dxa"/>
+            </w:tcMar>
+            <w:vAlign w:val="center"/>
+            <w:hideMark/>
+          </w:tcPr>
+          <w:p>
+            <w:pPr>
+              <w:spacing w:after="240" w:line="240" w:lineRule="auto"/>
+              <w:jc w:val="center"/>
+              <w:rPr>
+                <w:rFonts w:ascii="Segoe UI" w:eastAsia="Times New Roman" w:hAnsi="Segoe UI" w:cs="Segoe UI"/>
+                <w:b/>
+                <w:bCs/>
+                <w:color w:val="F0F6FC"/>
+                <w:kern w:val="0"/>
+                <w:szCs w:val="24"/>
+                <w:lang w:eastAsia="en-IN"/>
+                <w14:ligatures w14:val="none"/>
+              </w:rPr>
+            </w:pPr>
+            <w:r>
+              <w:rPr>
+                <w:rFonts w:ascii="Segoe UI" w:eastAsia="Times New Roman" w:hAnsi="Segoe UI" w:cs="Segoe UI"/>
+                <w:b/>
+                <w:bCs/>
+                <w:color w:val="F0F6FC"/>
+                <w:kern w:val="0"/>
+                <w:szCs w:val="24"/>
+                <w:lang w:eastAsia="en-IN"/>
+                <w14:ligatures w14:val="none"/>
+              </w:rPr>
+              <w:t>Port</w:t>
+            </w:r>
+          </w:p>
+        </w:tc>
+        <w:tc>
+          <w:tcPr>
+            <w:tcW w:w="0" w:type="auto"/>
+            <w:tcBorders>
+              <w:top w:val="single" w:sz="8" w:space="0" w:color="3D444D"/>
+              <w:left w:val="single" w:sz="8" w:space="0" w:color="3D444D"/>
+              <w:bottom w:val="single" w:sz="8" w:space="0" w:color="3D444D"/>
+              <w:right w:val="single" w:sz="8" w:space="0" w:color="3D444D"/>
+            </w:tcBorders>
+            <w:shd w:val="clear" w:color="auto" w:fill="0D1117"/>
+            <w:tcMar>
+              <w:top w:w="90" w:type="dxa"/>
+              <w:left w:w="195" w:type="dxa"/>
+              <w:bottom w:w="90" w:type="dxa"/>
+              <w:right w:w="195" w:type="dxa"/>
+            </w:tcMar>
+            <w:vAlign w:val="center"/>
+            <w:hideMark/>
+          </w:tcPr>
+          <w:p>
+            <w:pPr>
+              <w:spacing w:after="240" w:line="240" w:lineRule="auto"/>
+              <w:jc w:val="center"/>
+              <w:rPr>
+                <w:rFonts w:ascii="Segoe UI" w:eastAsia="Times New Roman" w:hAnsi="Segoe UI" w:cs="Segoe UI"/>
+                <w:b/>
+                <w:bCs/>
+                <w:color w:val="F0F6FC"/>
+                <w:kern w:val="0"/>
+                <w:szCs w:val="24"/>
+                <w:lang w:eastAsia="en-IN"/>
+                <w14:ligatures w14:val="none"/>
+              </w:rPr>
+            </w:pPr>
+            <w:r>
+              <w:rPr>
+                <w:rFonts w:ascii="Segoe UI" w:eastAsia="Times New Roman" w:hAnsi="Segoe UI" w:cs="Segoe UI"/>
+                <w:b/>
+                <w:bCs/>
+                <w:color w:val="F0F6FC"/>
+                <w:kern w:val="0"/>
+                <w:szCs w:val="24"/>
+                <w:lang w:eastAsia="en-IN"/>
+                <w14:ligatures w14:val="none"/>
+              </w:rPr>
+              <w:t>Description</w:t>
+            </w:r>
+          </w:p>
+        </w:tc>
+      </w:tr>
+      <w:tr>
+        <w:tc>
+          <w:tcPr>
+            <w:tcW w:w="0" w:type="auto"/>
+            <w:tcBorders>
+              <w:top w:val="single" w:sz="8" w:space="0" w:color="3D444D"/>
+              <w:left w:val="single" w:sz="8" w:space="0" w:color="3D444D"/>
+              <w:bottom w:val="single" w:sz="8" w:space="0" w:color="3D444D"/>
+              <w:right w:val="single" w:sz="8" w:space="0" w:color="3D444D"/>
+            </w:tcBorders>
+            <w:shd w:val="clear" w:color="auto" w:fill="0D1117"/>
+            <w:tcMar>
+              <w:top w:w="90" w:type="dxa"/>
+              <w:left w:w="195" w:type="dxa"/>
+              <w:bottom w:w="90" w:type="dxa"/>
+              <w:right w:w="195" w:type="dxa"/>
+            </w:tcMar>
+            <w:vAlign w:val="center"/>
+            <w:hideMark/>
+          </w:tcPr>
+          <w:p>
+            <w:pPr>
+              <w:spacing w:after="0" w:line="240" w:lineRule="auto"/>
+              <w:rPr>
+                <w:rFonts w:ascii="Segoe UI" w:eastAsia="Times New Roman" w:hAnsi="Segoe UI" w:cs="Segoe UI"/>
+                <w:color w:val="F0F6FC"/>
+                <w:kern w:val="0"/>
+                <w:szCs w:val="24"/>
+                <w:lang w:eastAsia="en-IN"/>
+                <w14:ligatures w14:val="none"/>
+              </w:rPr>
+            </w:pPr>
+            <w:r>
+              <w:rPr>
+                <w:rFonts w:ascii="Consolas" w:eastAsia="Times New Roman" w:hAnsi="Consolas" w:cs="Courier New"/>
+                <w:color w:val="F0F6FC"/>
+                <w:kern w:val="0"/>
+                <w:sz w:val="20"/>
+                <w:szCs w:val="20"/>
+                <w:lang w:eastAsia="en-IN"/>
+                <w14:ligatures w14:val="none"/>
+              </w:rPr>
+              <w:t>authService</w:t>
+            </w:r>
+          </w:p>
+        </w:tc>
+        <w:tc>
+          <w:tcPr>
+            <w:tcW w:w="0" w:type="auto"/>
+            <w:tcBorders>
+              <w:top w:val="single" w:sz="8" w:space="0" w:color="3D444D"/>
+              <w:left w:val="single" w:sz="8" w:space="0" w:color="3D444D"/>
+              <w:bottom w:val="single" w:sz="8" w:space="0" w:color="3D444D"/>
+              <w:right w:val="single" w:sz="8" w:space="0" w:color="3D444D"/>
+            </w:tcBorders>
+            <w:shd w:val="clear" w:color="auto" w:fill="0D1117"/>
+            <w:tcMar>
+              <w:top w:w="90" w:type="dxa"/>
+              <w:left w:w="195" w:type="dxa"/>
+              <w:bottom w:w="90" w:type="dxa"/>
+              <w:right w:w="195" w:type="dxa"/>
+            </w:tcMar>
+            <w:vAlign w:val="center"/>
+            <w:hideMark/>
+          </w:tcPr>
+          <w:p>
+            <w:pPr>
+              <w:spacing w:after="0" w:line="240" w:lineRule="auto"/>
+              <w:rPr>
+                <w:rFonts w:ascii="Segoe UI" w:eastAsia="Times New Roman" w:hAnsi="Segoe UI" w:cs="Segoe UI"/>
+                <w:color w:val="F0F6FC"/>
+                <w:kern w:val="0"/>
+                <w:szCs w:val="24"/>
+                <w:lang w:eastAsia="en-IN"/>
+                <w14:ligatures w14:val="none"/>
+              </w:rPr>
+            </w:pPr>
+            <w:r>
+              <w:rPr>
+                <w:rFonts w:ascii="Segoe UI" w:eastAsia="Times New Roman" w:hAnsi="Segoe UI" w:cs="Segoe UI"/>
+                <w:color w:val="F0F6FC"/>
+                <w:kern w:val="0"/>
+                <w:szCs w:val="24"/>
+                <w:lang w:eastAsia="en-IN"/>
+                <w14:ligatures w14:val="none"/>
+              </w:rPr>
+              <w:t>3001</w:t>
+            </w:r>
+          </w:p>
+        </w:tc>
+        <w:tc>
+          <w:tcPr>
+            <w:tcW w:w="0" w:type="auto"/>
+            <w:tcBorders>
+              <w:top w:val="single" w:sz="8" w:space="0" w:color="3D444D"/>
+              <w:left w:val="single" w:sz="8" w:space="0" w:color="3D444D"/>
+              <w:bottom w:val="single" w:sz="8" w:space="0" w:color="3D444D"/>
+              <w:right w:val="single" w:sz="8" w:space="0" w:color="3D444D"/>
+            </w:tcBorders>
+            <w:shd w:val="clear" w:color="auto" w:fill="0D1117"/>
+            <w:tcMar>
+              <w:top w:w="90" w:type="dxa"/>
+              <w:left w:w="195" w:type="dxa"/>
+              <w:bottom w:w="90" w:type="dxa"/>
+              <w:right w:w="195" w:type="dxa"/>
+            </w:tcMar>
+            <w:vAlign w:val="center"/>
+            <w:hideMark/>
+          </w:tcPr>
+          <w:p>
+            <w:pPr>
+              <w:spacing w:after="0" w:line="240" w:lineRule="auto"/>
+              <w:rPr>
+                <w:rFonts w:ascii="Segoe UI" w:eastAsia="Times New Roman" w:hAnsi="Segoe UI" w:cs="Segoe UI"/>
+                <w:color w:val="F0F6FC"/>
+                <w:kern w:val="0"/>
+                <w:szCs w:val="24"/>
+                <w:lang w:eastAsia="en-IN"/>
+                <w14:ligatures w14:val="none"/>
+              </w:rPr>
+            </w:pPr>
+            <w:r>
+              <w:rPr>
+                <w:rFonts w:ascii="Segoe UI" w:eastAsia="Times New Roman" w:hAnsi="Segoe UI" w:cs="Segoe UI"/>
+                <w:color w:val="F0F6FC"/>
+                <w:kern w:val="0"/>
+                <w:szCs w:val="24"/>
+                <w:lang w:eastAsia="en-IN"/>
+                <w14:ligatures w14:val="none"/>
+              </w:rPr>
+              <w:t>User authentication, registration, JWT issuance</w:t>
+            </w:r>
+          </w:p>
+        </w:tc>
+      </w:tr>
+      <w:tr>
+        <w:tc>
+          <w:tcPr>
+            <w:tcW w:w="0" w:type="auto"/>
+            <w:tcBorders>
+              <w:top w:val="single" w:sz="8" w:space="0" w:color="3D444D"/>
+              <w:left w:val="single" w:sz="8" w:space="0" w:color="3D444D"/>
+              <w:bottom w:val="single" w:sz="8" w:space="0" w:color="3D444D"/>
+              <w:right w:val="single" w:sz="8" w:space="0" w:color="3D444D"/>
+            </w:tcBorders>
+            <w:shd w:val="clear" w:color="auto" w:fill="151B23"/>
+            <w:tcMar>
+              <w:top w:w="90" w:type="dxa"/>
+              <w:left w:w="195" w:type="dxa"/>
+              <w:bottom w:w="90" w:type="dxa"/>
+              <w:right w:w="195" w:type="dxa"/>
+            </w:tcMar>
+            <w:vAlign w:val="center"/>
+            <w:hideMark/>
+          </w:tcPr>
+          <w:p>
+            <w:pPr>
+              <w:spacing w:after="0" w:line="240" w:lineRule="auto"/>
+              <w:rPr>
+                <w:rFonts w:ascii="Segoe UI" w:eastAsia="Times New Roman" w:hAnsi="Segoe UI" w:cs="Segoe UI"/>
+                <w:color w:val="F0F6FC"/>
+                <w:kern w:val="0"/>
+                <w:szCs w:val="24"/>
+                <w:lang w:eastAsia="en-IN"/>
+                <w14:ligatures w14:val="none"/>
+              </w:rPr>
+            </w:pPr>
+            <w:r>
+              <w:rPr>
+                <w:rFonts w:ascii="Consolas" w:eastAsia="Times New Roman" w:hAnsi="Consolas" w:cs="Courier New"/>
+                <w:color w:val="F0F6FC"/>
+                <w:kern w:val="0"/>
+                <w:sz w:val="20"/>
+                <w:szCs w:val="20"/>
+                <w:lang w:eastAsia="en-IN"/>
+                <w14:ligatures w14:val="none"/>
+              </w:rPr>
+              <w:t>streamingService</w:t>
+            </w:r>
+          </w:p>
+        </w:tc>
+        <w:tc>
+          <w:tcPr>
+            <w:tcW w:w="0" w:type="auto"/>
+            <w:tcBorders>
+              <w:top w:val="single" w:sz="8" w:space="0" w:color="3D444D"/>
+              <w:left w:val="single" w:sz="8" w:space="0" w:color="3D444D"/>
+              <w:bottom w:val="single" w:sz="8" w:space="0" w:color="3D444D"/>
+              <w:right w:val="single" w:sz="8" w:space="0" w:color="3D444D"/>
+            </w:tcBorders>
+            <w:shd w:val="clear" w:color="auto" w:fill="151B23"/>
+            <w:tcMar>
+              <w:top w:w="90" w:type="dxa"/>
+              <w:left w:w="195" w:type="dxa"/>
+              <w:bottom w:w="90" w:type="dxa"/>
+              <w:right w:w="195" w:type="dxa"/>
+            </w:tcMar>
+            <w:vAlign w:val="center"/>
+            <w:hideMark/>
+          </w:tcPr>
+          <w:p>
+            <w:pPr>
+              <w:spacing w:after="0" w:line="240" w:lineRule="auto"/>
+              <w:rPr>
+                <w:rFonts w:ascii="Segoe UI" w:eastAsia="Times New Roman" w:hAnsi="Segoe UI" w:cs="Segoe UI"/>
+                <w:color w:val="F0F6FC"/>
+                <w:kern w:val="0"/>
+                <w:szCs w:val="24"/>
+                <w:lang w:eastAsia="en-IN"/>
+                <w14:ligatures w14:val="none"/>
+              </w:rPr>
+            </w:pPr>
+            <w:r>
+              <w:rPr>
+                <w:rFonts w:ascii="Segoe UI" w:eastAsia="Times New Roman" w:hAnsi="Segoe UI" w:cs="Segoe UI"/>
+                <w:color w:val="F0F6FC"/>
+                <w:kern w:val="0"/>
+                <w:szCs w:val="24"/>
+                <w:lang w:eastAsia="en-IN"/>
+                <w14:ligatures w14:val="none"/>
+              </w:rPr>
+              <w:t>3002</w:t>
+            </w:r>
+          </w:p>
+        </w:tc>
+        <w:tc>
+          <w:tcPr>
+            <w:tcW w:w="0" w:type="auto"/>
+            <w:tcBorders>
+              <w:top w:val="single" w:sz="8" w:space="0" w:color="3D444D"/>
+              <w:left w:val="single" w:sz="8" w:space="0" w:color="3D444D"/>
+              <w:bottom w:val="single" w:sz="8" w:space="0" w:color="3D444D"/>
+              <w:right w:val="single" w:sz="8" w:space="0" w:color="3D444D"/>
+            </w:tcBorders>
+            <w:shd w:val="clear" w:color="auto" w:fill="151B23"/>
+            <w:tcMar>
+              <w:top w:w="90" w:type="dxa"/>
+              <w:left w:w="195" w:type="dxa"/>
+              <w:bottom w:w="90" w:type="dxa"/>
+              <w:right w:w="195" w:type="dxa"/>
+            </w:tcMar>
+            <w:vAlign w:val="center"/>
+            <w:hideMark/>
+          </w:tcPr>
+          <w:p>
+            <w:pPr>
+              <w:spacing w:after="0" w:line="240" w:lineRule="auto"/>
+              <w:rPr>
+                <w:rFonts w:ascii="Segoe UI" w:eastAsia="Times New Roman" w:hAnsi="Segoe UI" w:cs="Segoe UI"/>
+                <w:color w:val="F0F6FC"/>
+                <w:kern w:val="0"/>
+                <w:szCs w:val="24"/>
+                <w:lang w:eastAsia="en-IN"/>
+                <w14:ligatures w14:val="none"/>
+              </w:rPr>
+            </w:pPr>
+            <w:r>
+              <w:rPr>
+                <w:rFonts w:ascii="Segoe UI" w:eastAsia="Times New Roman" w:hAnsi="Segoe UI" w:cs="Segoe UI"/>
+                <w:color w:val="F0F6FC"/>
+                <w:kern w:val="0"/>
+                <w:szCs w:val="24"/>
+                <w:lang w:eastAsia="en-IN"/>
+                <w14:ligatures w14:val="none"/>
+              </w:rPr>
+              <w:t>Video catalogue, S3 playback endpoints, public APIs</w:t>
+            </w:r>
+          </w:p>
+        </w:tc>
+      </w:tr>
+      <w:tr>
+        <w:tc>
+          <w:tcPr>
+            <w:tcW w:w="0" w:type="auto"/>
+            <w:tcBorders>
+              <w:top w:val="single" w:sz="8" w:space="0" w:color="3D444D"/>
+              <w:left w:val="single" w:sz="8" w:space="0" w:color="3D444D"/>
+              <w:bottom w:val="single" w:sz="8" w:space="0" w:color="3D444D"/>
+              <w:right w:val="single" w:sz="8" w:space="0" w:color="3D444D"/>
+            </w:tcBorders>
+            <w:shd w:val="clear" w:color="auto" w:fill="0D1117"/>
+            <w:tcMar>
+              <w:top w:w="90" w:type="dxa"/>
+              <w:left w:w="195" w:type="dxa"/>
+              <w:bottom w:w="90" w:type="dxa"/>
+              <w:right w:w="195" w:type="dxa"/>
+            </w:tcMar>
+            <w:vAlign w:val="center"/>
+            <w:hideMark/>
+          </w:tcPr>
+          <w:p>
+            <w:pPr>
+              <w:spacing w:after="0" w:line="240" w:lineRule="auto"/>
+              <w:rPr>
+                <w:rFonts w:ascii="Segoe UI" w:eastAsia="Times New Roman" w:hAnsi="Segoe UI" w:cs="Segoe UI"/>
+                <w:color w:val="F0F6FC"/>
+                <w:kern w:val="0"/>
+                <w:szCs w:val="24"/>
+                <w:lang w:eastAsia="en-IN"/>
+                <w14:ligatures w14:val="none"/>
+              </w:rPr>
+            </w:pPr>
+            <w:r>
+              <w:rPr>
+                <w:rFonts w:ascii="Consolas" w:eastAsia="Times New Roman" w:hAnsi="Consolas" w:cs="Courier New"/>
+                <w:color w:val="F0F6FC"/>
+                <w:kern w:val="0"/>
+                <w:sz w:val="20"/>
+                <w:szCs w:val="20"/>
+                <w:lang w:eastAsia="en-IN"/>
+                <w14:ligatures w14:val="none"/>
+              </w:rPr>
+              <w:t>adminService</w:t>
+            </w:r>
+          </w:p>
+        </w:tc>
+        <w:tc>
+          <w:tcPr>
+            <w:tcW w:w="0" w:type="auto"/>
+            <w:tcBorders>
+              <w:top w:val="single" w:sz="8" w:space="0" w:color="3D444D"/>
+              <w:left w:val="single" w:sz="8" w:space="0" w:color="3D444D"/>
+              <w:bottom w:val="single" w:sz="8" w:space="0" w:color="3D444D"/>
+              <w:right w:val="single" w:sz="8" w:space="0" w:color="3D444D"/>
+            </w:tcBorders>
+            <w:shd w:val="clear" w:color="auto" w:fill="0D1117"/>
+            <w:tcMar>
+              <w:top w:w="90" w:type="dxa"/>
+              <w:left w:w="195" w:type="dxa"/>
+              <w:bottom w:w="90" w:type="dxa"/>
+              <w:right w:w="195" w:type="dxa"/>
+            </w:tcMar>
+            <w:vAlign w:val="center"/>
+            <w:hideMark/>
+          </w:tcPr>
+          <w:p>
+            <w:pPr>
+              <w:spacing w:after="0" w:line="240" w:lineRule="auto"/>
+              <w:rPr>
+                <w:rFonts w:ascii="Segoe UI" w:eastAsia="Times New Roman" w:hAnsi="Segoe UI" w:cs="Segoe UI"/>
+                <w:color w:val="F0F6FC"/>
+                <w:kern w:val="0"/>
+                <w:szCs w:val="24"/>
+                <w:lang w:eastAsia="en-IN"/>
+                <w14:ligatures w14:val="none"/>
+              </w:rPr>
+            </w:pPr>
+            <w:r>
+              <w:rPr>
+                <w:rFonts w:ascii="Segoe UI" w:eastAsia="Times New Roman" w:hAnsi="Segoe UI" w:cs="Segoe UI"/>
+                <w:color w:val="F0F6FC"/>
+                <w:kern w:val="0"/>
+                <w:szCs w:val="24"/>
+                <w:lang w:eastAsia="en-IN"/>
+                <w14:ligatures w14:val="none"/>
+              </w:rPr>
+              <w:t>3003</w:t>
+            </w:r>
+          </w:p>
+        </w:tc>
+        <w:tc>
+          <w:tcPr>
+            <w:tcW w:w="0" w:type="auto"/>
+            <w:tcBorders>
+              <w:top w:val="single" w:sz="8" w:space="0" w:color="3D444D"/>
+              <w:left w:val="single" w:sz="8" w:space="0" w:color="3D444D"/>
+              <w:bottom w:val="single" w:sz="8" w:space="0" w:color="3D444D"/>
+              <w:right w:val="single" w:sz="8" w:space="0" w:color="3D444D"/>
+            </w:tcBorders>
+            <w:shd w:val="clear" w:color="auto" w:fill="0D1117"/>
+            <w:tcMar>
+              <w:top w:w="90" w:type="dxa"/>
+              <w:left w:w="195" w:type="dxa"/>
+              <w:bottom w:w="90" w:type="dxa"/>
+              <w:right w:w="195" w:type="dxa"/>
+            </w:tcMar>
+            <w:vAlign w:val="center"/>
+            <w:hideMark/>
+          </w:tcPr>
+          <w:p>
+            <w:pPr>
+              <w:spacing w:after="0" w:line="240" w:lineRule="auto"/>
+              <w:rPr>
+                <w:rFonts w:ascii="Segoe UI" w:eastAsia="Times New Roman" w:hAnsi="Segoe UI" w:cs="Segoe UI"/>
+                <w:color w:val="F0F6FC"/>
+                <w:kern w:val="0"/>
+                <w:szCs w:val="24"/>
+                <w:lang w:eastAsia="en-IN"/>
+                <w14:ligatures w14:val="none"/>
+              </w:rPr>
+            </w:pPr>
+            <w:r>
+              <w:rPr>
+                <w:rFonts w:ascii="Segoe UI" w:eastAsia="Times New Roman" w:hAnsi="Segoe UI" w:cs="Segoe UI"/>
+                <w:color w:val="F0F6FC"/>
+                <w:kern w:val="0"/>
+                <w:szCs w:val="24"/>
+                <w:lang w:eastAsia="en-IN"/>
+                <w14:ligatures w14:val="none"/>
+              </w:rPr>
+              <w:t>Dedicated admin microservice for asset management and uploads</w:t>
+            </w:r>
+          </w:p>
+        </w:tc>
+      </w:tr>
+      <w:tr>
+        <w:tc>
+          <w:tcPr>
+            <w:tcW w:w="0" w:type="auto"/>
+            <w:tcBorders>
+              <w:top w:val="single" w:sz="8" w:space="0" w:color="3D444D"/>
+              <w:left w:val="single" w:sz="8" w:space="0" w:color="3D444D"/>
+              <w:bottom w:val="single" w:sz="8" w:space="0" w:color="3D444D"/>
+              <w:right w:val="single" w:sz="8" w:space="0" w:color="3D444D"/>
+            </w:tcBorders>
+            <w:shd w:val="clear" w:color="auto" w:fill="151B23"/>
+            <w:tcMar>
+              <w:top w:w="90" w:type="dxa"/>
+              <w:left w:w="195" w:type="dxa"/>
+              <w:bottom w:w="90" w:type="dxa"/>
+              <w:right w:w="195" w:type="dxa"/>
+            </w:tcMar>
+            <w:vAlign w:val="center"/>
+            <w:hideMark/>
+          </w:tcPr>
+          <w:p>
+            <w:pPr>
+              <w:spacing w:after="0" w:line="240" w:lineRule="auto"/>
+              <w:rPr>
+                <w:rFonts w:ascii="Segoe UI" w:eastAsia="Times New Roman" w:hAnsi="Segoe UI" w:cs="Segoe UI"/>
+                <w:color w:val="F0F6FC"/>
+                <w:kern w:val="0"/>
+                <w:szCs w:val="24"/>
+                <w:lang w:eastAsia="en-IN"/>
+                <w14:ligatures w14:val="none"/>
+              </w:rPr>
+            </w:pPr>
+            <w:r>
+              <w:rPr>
+                <w:rFonts w:ascii="Consolas" w:eastAsia="Times New Roman" w:hAnsi="Consolas" w:cs="Courier New"/>
+                <w:color w:val="F0F6FC"/>
+                <w:kern w:val="0"/>
+                <w:sz w:val="20"/>
+                <w:szCs w:val="20"/>
+                <w:lang w:eastAsia="en-IN"/>
+                <w14:ligatures w14:val="none"/>
+              </w:rPr>
+              <w:t>chatService</w:t>
+            </w:r>
+          </w:p>
+        </w:tc>
+        <w:tc>
+          <w:tcPr>
+            <w:tcW w:w="0" w:type="auto"/>
+            <w:tcBorders>
+              <w:top w:val="single" w:sz="8" w:space="0" w:color="3D444D"/>
+              <w:left w:val="single" w:sz="8" w:space="0" w:color="3D444D"/>
+              <w:bottom w:val="single" w:sz="8" w:space="0" w:color="3D444D"/>
+              <w:right w:val="single" w:sz="8" w:space="0" w:color="3D444D"/>
+            </w:tcBorders>
+            <w:shd w:val="clear" w:color="auto" w:fill="151B23"/>
+            <w:tcMar>
+              <w:top w:w="90" w:type="dxa"/>
+              <w:left w:w="195" w:type="dxa"/>
+              <w:bottom w:w="90" w:type="dxa"/>
+              <w:right w:w="195" w:type="dxa"/>
+            </w:tcMar>
+            <w:vAlign w:val="center"/>
+            <w:hideMark/>
+          </w:tcPr>
+          <w:p>
+            <w:pPr>
+              <w:spacing w:after="0" w:line="240" w:lineRule="auto"/>
+              <w:rPr>
+                <w:rFonts w:ascii="Segoe UI" w:eastAsia="Times New Roman" w:hAnsi="Segoe UI" w:cs="Segoe UI"/>
+                <w:color w:val="F0F6FC"/>
+                <w:kern w:val="0"/>
+                <w:szCs w:val="24"/>
+                <w:lang w:eastAsia="en-IN"/>
+                <w14:ligatures w14:val="none"/>
+              </w:rPr>
+            </w:pPr>
+            <w:r>
+              <w:rPr>
+                <w:rFonts w:ascii="Segoe UI" w:eastAsia="Times New Roman" w:hAnsi="Segoe UI" w:cs="Segoe UI"/>
+                <w:color w:val="F0F6FC"/>
+                <w:kern w:val="0"/>
+                <w:szCs w:val="24"/>
+                <w:lang w:eastAsia="en-IN"/>
+                <w14:ligatures w14:val="none"/>
+              </w:rPr>
+              <w:t>3004</w:t>
+            </w:r>
+          </w:p>
+        </w:tc>
+        <w:tc>
+          <w:tcPr>
+            <w:tcW w:w="0" w:type="auto"/>
+            <w:tcBorders>
+              <w:top w:val="single" w:sz="8" w:space="0" w:color="3D444D"/>
+              <w:left w:val="single" w:sz="8" w:space="0" w:color="3D444D"/>
+              <w:bottom w:val="single" w:sz="8" w:space="0" w:color="3D444D"/>
+              <w:right w:val="single" w:sz="8" w:space="0" w:color="3D444D"/>
+            </w:tcBorders>
+            <w:shd w:val="clear" w:color="auto" w:fill="151B23"/>
+            <w:tcMar>
+              <w:top w:w="90" w:type="dxa"/>
+              <w:left w:w="195" w:type="dxa"/>
+              <w:bottom w:w="90" w:type="dxa"/>
+              <w:right w:w="195" w:type="dxa"/>
+            </w:tcMar>
+            <w:vAlign w:val="center"/>
+            <w:hideMark/>
+          </w:tcPr>
+          <w:p>
+            <w:pPr>
+              <w:spacing w:after="0" w:line="240" w:lineRule="auto"/>
+              <w:rPr>
+                <w:rFonts w:ascii="Segoe UI" w:eastAsia="Times New Roman" w:hAnsi="Segoe UI" w:cs="Segoe UI"/>
+                <w:color w:val="F0F6FC"/>
+                <w:kern w:val="0"/>
+                <w:szCs w:val="24"/>
+                <w:lang w:eastAsia="en-IN"/>
+                <w14:ligatures w14:val="none"/>
+              </w:rPr>
+            </w:pPr>
+            <w:r>
+              <w:rPr>
+                <w:rFonts w:ascii="Segoe UI" w:eastAsia="Times New Roman" w:hAnsi="Segoe UI" w:cs="Segoe UI"/>
+                <w:color w:val="F0F6FC"/>
+                <w:kern w:val="0"/>
+                <w:szCs w:val="24"/>
+                <w:lang w:eastAsia="en-IN"/>
+                <w14:ligatures w14:val="none"/>
+              </w:rPr>
+              <w:t>Websocket + REST chat for live watch parties</w:t>
+            </w:r>
+          </w:p>
+        </w:tc>
+      </w:tr>
+      <w:tr>
+        <w:tc>
+          <w:tcPr>
+            <w:tcW w:w="0" w:type="auto"/>
+            <w:tcBorders>
+              <w:top w:val="single" w:sz="8" w:space="0" w:color="3D444D"/>
+              <w:left w:val="single" w:sz="8" w:space="0" w:color="3D444D"/>
+              <w:bottom w:val="single" w:sz="8" w:space="0" w:color="3D444D"/>
+              <w:right w:val="single" w:sz="8" w:space="0" w:color="3D444D"/>
+            </w:tcBorders>
+            <w:shd w:val="clear" w:color="auto" w:fill="0D1117"/>
+            <w:tcMar>
+              <w:top w:w="90" w:type="dxa"/>
+              <w:left w:w="195" w:type="dxa"/>
+              <w:bottom w:w="90" w:type="dxa"/>
+              <w:right w:w="195" w:type="dxa"/>
+            </w:tcMar>
+            <w:vAlign w:val="center"/>
+            <w:hideMark/>
+          </w:tcPr>
+          <w:p>
+            <w:pPr>
+              <w:spacing w:after="0" w:line="240" w:lineRule="auto"/>
+              <w:rPr>
+                <w:rFonts w:ascii="Segoe UI" w:eastAsia="Times New Roman" w:hAnsi="Segoe UI" w:cs="Segoe UI"/>
+                <w:color w:val="F0F6FC"/>
+                <w:kern w:val="0"/>
+                <w:szCs w:val="24"/>
+                <w:lang w:eastAsia="en-IN"/>
+                <w14:ligatures w14:val="none"/>
+              </w:rPr>
+            </w:pPr>
+            <w:r>
+              <w:rPr>
+                <w:rFonts w:ascii="Consolas" w:eastAsia="Times New Roman" w:hAnsi="Consolas" w:cs="Courier New"/>
+                <w:color w:val="F0F6FC"/>
+                <w:kern w:val="0"/>
+                <w:sz w:val="20"/>
+                <w:szCs w:val="20"/>
+                <w:lang w:eastAsia="en-IN"/>
+                <w14:ligatures w14:val="none"/>
+              </w:rPr>
+              <w:t>frontend</w:t>
+            </w:r>
+          </w:p>
+        </w:tc>
+        <w:tc>
+          <w:tcPr>
+            <w:tcW w:w="0" w:type="auto"/>
+            <w:tcBorders>
+              <w:top w:val="single" w:sz="8" w:space="0" w:color="3D444D"/>
+              <w:left w:val="single" w:sz="8" w:space="0" w:color="3D444D"/>
+              <w:bottom w:val="single" w:sz="8" w:space="0" w:color="3D444D"/>
+              <w:right w:val="single" w:sz="8" w:space="0" w:color="3D444D"/>
+            </w:tcBorders>
+            <w:shd w:val="clear" w:color="auto" w:fill="0D1117"/>
+            <w:tcMar>
+              <w:top w:w="90" w:type="dxa"/>
+              <w:left w:w="195" w:type="dxa"/>
+              <w:bottom w:w="90" w:type="dxa"/>
+              <w:right w:w="195" w:type="dxa"/>
+            </w:tcMar>
+            <w:vAlign w:val="center"/>
+            <w:hideMark/>
+          </w:tcPr>
+          <w:p>
+            <w:pPr>
+              <w:spacing w:after="0" w:line="240" w:lineRule="auto"/>
+              <w:rPr>
+                <w:rFonts w:ascii="Segoe UI" w:eastAsia="Times New Roman" w:hAnsi="Segoe UI" w:cs="Segoe UI"/>
+                <w:color w:val="F0F6FC"/>
+                <w:kern w:val="0"/>
+                <w:szCs w:val="24"/>
+                <w:lang w:eastAsia="en-IN"/>
+                <w14:ligatures w14:val="none"/>
+              </w:rPr>
+            </w:pPr>
+            <w:r>
+              <w:rPr>
+                <w:rFonts w:ascii="Segoe UI" w:eastAsia="Times New Roman" w:hAnsi="Segoe UI" w:cs="Segoe UI"/>
+                <w:color w:val="F0F6FC"/>
+                <w:kern w:val="0"/>
+                <w:szCs w:val="24"/>
+                <w:lang w:eastAsia="en-IN"/>
+                <w14:ligatures w14:val="none"/>
+              </w:rPr>
+              <w:t>3000</w:t>
+            </w:r>
+          </w:p>
+        </w:tc>
+        <w:tc>
+          <w:tcPr>
+            <w:tcW w:w="0" w:type="auto"/>
+            <w:tcBorders>
+              <w:top w:val="single" w:sz="8" w:space="0" w:color="3D444D"/>
+              <w:left w:val="single" w:sz="8" w:space="0" w:color="3D444D"/>
+              <w:bottom w:val="single" w:sz="8" w:space="0" w:color="3D444D"/>
+              <w:right w:val="single" w:sz="8" w:space="0" w:color="3D444D"/>
+            </w:tcBorders>
+            <w:shd w:val="clear" w:color="auto" w:fill="0D1117"/>
+            <w:tcMar>
+              <w:top w:w="90" w:type="dxa"/>
+              <w:left w:w="195" w:type="dxa"/>
+              <w:bottom w:w="90" w:type="dxa"/>
+              <w:right w:w="195" w:type="dxa"/>
+            </w:tcMar>
+            <w:vAlign w:val="center"/>
+            <w:hideMark/>
+          </w:tcPr>
+          <w:p>
+            <w:pPr>
+              <w:spacing w:after="0" w:line="240" w:lineRule="auto"/>
+              <w:rPr>
+                <w:rFonts w:ascii="Segoe UI" w:eastAsia="Times New Roman" w:hAnsi="Segoe UI" w:cs="Segoe UI"/>
+                <w:color w:val="F0F6FC"/>
+                <w:kern w:val="0"/>
+                <w:szCs w:val="24"/>
+                <w:lang w:eastAsia="en-IN"/>
+                <w14:ligatures w14:val="none"/>
+              </w:rPr>
+            </w:pPr>
+            <w:r>
+              <w:rPr>
+                <w:rFonts w:ascii="Segoe UI" w:eastAsia="Times New Roman" w:hAnsi="Segoe UI" w:cs="Segoe UI"/>
+                <w:color w:val="F0F6FC"/>
+                <w:kern w:val="0"/>
+                <w:szCs w:val="24"/>
+                <w:lang w:eastAsia="en-IN"/>
+                <w14:ligatures w14:val="none"/>
+              </w:rPr>
+              <w:t>React SPA with revamped UI and integrated chat</w:t>
+            </w:r>
+          </w:p>
+        </w:tc>
+      </w:tr>
+      <w:tr>
+        <w:tc>
+          <w:tcPr>
+            <w:tcW w:w="0" w:type="auto"/>
+            <w:tcBorders>
+              <w:top w:val="single" w:sz="8" w:space="0" w:color="3D444D"/>
+              <w:left w:val="single" w:sz="8" w:space="0" w:color="3D444D"/>
+              <w:bottom w:val="single" w:sz="8" w:space="0" w:color="3D444D"/>
+              <w:right w:val="single" w:sz="8" w:space="0" w:color="3D444D"/>
+            </w:tcBorders>
+            <w:shd w:val="clear" w:color="auto" w:fill="151B23"/>
+            <w:tcMar>
+              <w:top w:w="90" w:type="dxa"/>
+              <w:left w:w="195" w:type="dxa"/>
+              <w:bottom w:w="90" w:type="dxa"/>
+              <w:right w:w="195" w:type="dxa"/>
+            </w:tcMar>
+            <w:vAlign w:val="center"/>
+            <w:hideMark/>
+          </w:tcPr>
+          <w:p>
+            <w:pPr>
+              <w:spacing w:after="0" w:line="240" w:lineRule="auto"/>
+              <w:rPr>
+                <w:rFonts w:ascii="Segoe UI" w:eastAsia="Times New Roman" w:hAnsi="Segoe UI" w:cs="Segoe UI"/>
+                <w:color w:val="F0F6FC"/>
+                <w:kern w:val="0"/>
+                <w:szCs w:val="24"/>
+                <w:lang w:eastAsia="en-IN"/>
+                <w14:ligatures w14:val="none"/>
+              </w:rPr>
+            </w:pPr>
+            <w:r>
+              <w:rPr>
+                <w:rFonts w:ascii="Consolas" w:eastAsia="Times New Roman" w:hAnsi="Consolas" w:cs="Courier New"/>
+                <w:color w:val="F0F6FC"/>
+                <w:kern w:val="0"/>
+                <w:sz w:val="20"/>
+                <w:szCs w:val="20"/>
+                <w:lang w:eastAsia="en-IN"/>
+                <w14:ligatures w14:val="none"/>
+              </w:rPr>
+              <w:t>mongo</w:t>
+            </w:r>
+          </w:p>
+        </w:tc>
+        <w:tc>
+          <w:tcPr>
+            <w:tcW w:w="0" w:type="auto"/>
+            <w:tcBorders>
+              <w:top w:val="single" w:sz="8" w:space="0" w:color="3D444D"/>
+              <w:left w:val="single" w:sz="8" w:space="0" w:color="3D444D"/>
+              <w:bottom w:val="single" w:sz="8" w:space="0" w:color="3D444D"/>
+              <w:right w:val="single" w:sz="8" w:space="0" w:color="3D444D"/>
+            </w:tcBorders>
+            <w:shd w:val="clear" w:color="auto" w:fill="151B23"/>
+            <w:tcMar>
+              <w:top w:w="90" w:type="dxa"/>
+              <w:left w:w="195" w:type="dxa"/>
+              <w:bottom w:w="90" w:type="dxa"/>
+              <w:right w:w="195" w:type="dxa"/>
+            </w:tcMar>
+            <w:vAlign w:val="center"/>
+            <w:hideMark/>
+          </w:tcPr>
+          <w:p>
+            <w:pPr>
+              <w:spacing w:after="0" w:line="240" w:lineRule="auto"/>
+              <w:rPr>
+                <w:rFonts w:ascii="Segoe UI" w:eastAsia="Times New Roman" w:hAnsi="Segoe UI" w:cs="Segoe UI"/>
+                <w:color w:val="F0F6FC"/>
+                <w:kern w:val="0"/>
+                <w:szCs w:val="24"/>
+                <w:lang w:eastAsia="en-IN"/>
+                <w14:ligatures w14:val="none"/>
+              </w:rPr>
+            </w:pPr>
+            <w:r>
+              <w:rPr>
+                <w:rFonts w:ascii="Segoe UI" w:eastAsia="Times New Roman" w:hAnsi="Segoe UI" w:cs="Segoe UI"/>
+                <w:color w:val="F0F6FC"/>
+                <w:kern w:val="0"/>
+                <w:szCs w:val="24"/>
+                <w:lang w:eastAsia="en-IN"/>
+                <w14:ligatures w14:val="none"/>
+              </w:rPr>
+              <w:t>27017</w:t>
+            </w:r>
+          </w:p>
+        </w:tc>
+        <w:tc>
+          <w:tcPr>
+            <w:tcW w:w="0" w:type="auto"/>
+            <w:tcBorders>
+              <w:top w:val="single" w:sz="8" w:space="0" w:color="3D444D"/>
+              <w:left w:val="single" w:sz="8" w:space="0" w:color="3D444D"/>
+              <w:bottom w:val="single" w:sz="8" w:space="0" w:color="3D444D"/>
+              <w:right w:val="single" w:sz="8" w:space="0" w:color="3D444D"/>
+            </w:tcBorders>
+            <w:shd w:val="clear" w:color="auto" w:fill="151B23"/>
+            <w:tcMar>
+              <w:top w:w="90" w:type="dxa"/>
+              <w:left w:w="195" w:type="dxa"/>
+              <w:bottom w:w="90" w:type="dxa"/>
+              <w:right w:w="195" w:type="dxa"/>
+            </w:tcMar>
+            <w:vAlign w:val="center"/>
+            <w:hideMark/>
+          </w:tcPr>
+          <w:p>
+            <w:pPr>
+              <w:spacing w:after="0" w:line="240" w:lineRule="auto"/>
+              <w:rPr>
+                <w:rFonts w:ascii="Segoe UI" w:eastAsia="Times New Roman" w:hAnsi="Segoe UI" w:cs="Segoe UI"/>
+                <w:color w:val="F0F6FC"/>
+                <w:kern w:val="0"/>
+                <w:szCs w:val="24"/>
+                <w:lang w:eastAsia="en-IN"/>
+                <w14:ligatures w14:val="none"/>
+              </w:rPr>
+            </w:pPr>
+            <w:r>
+              <w:rPr>
+                <w:rFonts w:ascii="Segoe UI" w:eastAsia="Times New Roman" w:hAnsi="Segoe UI" w:cs="Segoe UI"/>
+                <w:color w:val="F0F6FC"/>
+                <w:kern w:val="0"/>
+                <w:szCs w:val="24"/>
+                <w:lang w:eastAsia="en-IN"/>
+                <w14:ligatures w14:val="none"/>
+              </w:rPr>
+              <w:t>Shared MongoDB instance</w:t>
+            </w:r>
+          </w:p>
+        </w:tc>
+      </w:tr>
+    </w:tbl>
+    <w:p>
+      <w:pPr>
+        <w:rPr>
+          <w:b/>
+          <w:bCs/>
+        </w:rPr>
+      </w:pPr>
+    </w:p>
+    <w:p>
+      <w:pPr>
+        <w:rPr>
+          <w:b/>
+          <w:bCs/>
+        </w:rPr>
+      </w:pPr>
+      <w:r>
+        <w:rPr>
+          <w:b/>
+          <w:bCs/>
+        </w:rPr>
+        <w:t>Create docker files as per requirement.</w:t>
+      </w:r>
+    </w:p>
     <w:p>
       <w:pPr>
         <w:rPr>
@@ -389,35 +1552,25 @@
           <w:b/>
           <w:bCs/>
         </w:rPr>
-        <w:t xml:space="preserve"> Backend </w:t>
-      </w:r>
-      <w:proofErr w:type="spellStart"/>
-      <w:r>
-        <w:rPr>
-          <w:b/>
-          <w:bCs/>
-        </w:rPr>
-        <w:t>Dockerfile</w:t>
-      </w:r>
-      <w:proofErr w:type="spellEnd"/>
-    </w:p>
-    <w:p>
-      <w:r>
-        <w:t>Create backend/</w:t>
-      </w:r>
-      <w:proofErr w:type="spellStart"/>
-      <w:r>
-        <w:t>Dockerfile</w:t>
-      </w:r>
-      <w:proofErr w:type="spellEnd"/>
+        <w:t xml:space="preserve"> Backend Dockerfile</w:t>
+      </w:r>
+    </w:p>
+    <w:p>
+      <w:r>
+        <w:lastRenderedPageBreak/>
+        <w:t>Create backend</w:t>
+      </w:r>
+      <w:r>
+        <w:t xml:space="preserve"> dockerfiles</w:t>
+      </w:r>
     </w:p>
     <w:p>
       <w:r>
         <w:drawing>
-          <wp:inline distT="0" distB="0" distL="0" distR="0" wp14:anchorId="2116063D" wp14:editId="64FA1DB0">
-            <wp:extent cx="3448227" cy="3454578"/>
-            <wp:effectExtent l="0" t="0" r="0" b="0"/>
-            <wp:docPr id="1695108815" name="Picture 1"/>
+          <wp:inline distT="0" distB="0" distL="0" distR="0" wp14:anchorId="7FDB1477" wp14:editId="4BFB995C">
+            <wp:extent cx="5731510" cy="2380615"/>
+            <wp:effectExtent l="0" t="0" r="2540" b="635"/>
+            <wp:docPr id="1291196838" name="Picture 1"/>
             <wp:cNvGraphicFramePr>
               <a:graphicFrameLocks xmlns:a="http://schemas.openxmlformats.org/drawingml/2006/main" noChangeAspect="1"/>
             </wp:cNvGraphicFramePr>
@@ -425,7 +1578,7 @@
               <a:graphicData uri="http://schemas.openxmlformats.org/drawingml/2006/picture">
                 <pic:pic xmlns:pic="http://schemas.openxmlformats.org/drawingml/2006/picture">
                   <pic:nvPicPr>
-                    <pic:cNvPr id="1695108815" name=""/>
+                    <pic:cNvPr id="1291196838" name=""/>
                     <pic:cNvPicPr/>
                   </pic:nvPicPr>
                   <pic:blipFill>
@@ -437,7 +1590,7 @@
                   <pic:spPr>
                     <a:xfrm>
                       <a:off x="0" y="0"/>
-                      <a:ext cx="3448227" cy="3454578"/>
+                      <a:ext cx="5731510" cy="2380615"/>
                     </a:xfrm>
                     <a:prstGeom prst="rect">
                       <a:avLst/>
@@ -450,48 +1603,14 @@
         </w:drawing>
       </w:r>
     </w:p>
-    <w:p>
-      <w:pPr>
-        <w:rPr>
-          <w:b/>
-          <w:bCs/>
-        </w:rPr>
-      </w:pPr>
-      <w:r>
-        <w:rPr>
-          <w:b/>
-          <w:bCs/>
-        </w:rPr>
-        <w:lastRenderedPageBreak/>
-        <w:t xml:space="preserve">Frontend </w:t>
-      </w:r>
-      <w:proofErr w:type="spellStart"/>
-      <w:r>
-        <w:rPr>
-          <w:b/>
-          <w:bCs/>
-        </w:rPr>
-        <w:t>Dockerfile</w:t>
-      </w:r>
-      <w:proofErr w:type="spellEnd"/>
-    </w:p>
-    <w:p>
-      <w:r>
-        <w:t>Create frontend/</w:t>
-      </w:r>
-      <w:proofErr w:type="spellStart"/>
-      <w:r>
-        <w:t>Dockerfile</w:t>
-      </w:r>
-      <w:proofErr w:type="spellEnd"/>
-    </w:p>
+    <w:p/>
     <w:p>
       <w:r>
         <w:drawing>
-          <wp:inline distT="0" distB="0" distL="0" distR="0" wp14:anchorId="6C35F1D8" wp14:editId="6C8BDA96">
-            <wp:extent cx="5169166" cy="4496031"/>
-            <wp:effectExtent l="0" t="0" r="0" b="0"/>
-            <wp:docPr id="1341110993" name="Picture 1"/>
+          <wp:inline distT="0" distB="0" distL="0" distR="0" wp14:anchorId="12A09933" wp14:editId="5AD743B7">
+            <wp:extent cx="5731510" cy="2563495"/>
+            <wp:effectExtent l="0" t="0" r="2540" b="8255"/>
+            <wp:docPr id="1875550553" name="Picture 1"/>
             <wp:cNvGraphicFramePr>
               <a:graphicFrameLocks xmlns:a="http://schemas.openxmlformats.org/drawingml/2006/main" noChangeAspect="1"/>
             </wp:cNvGraphicFramePr>
@@ -499,7 +1618,7 @@
               <a:graphicData uri="http://schemas.openxmlformats.org/drawingml/2006/picture">
                 <pic:pic xmlns:pic="http://schemas.openxmlformats.org/drawingml/2006/picture">
                   <pic:nvPicPr>
-                    <pic:cNvPr id="1341110993" name=""/>
+                    <pic:cNvPr id="1875550553" name=""/>
                     <pic:cNvPicPr/>
                   </pic:nvPicPr>
                   <pic:blipFill>
@@ -511,7 +1630,7 @@
                   <pic:spPr>
                     <a:xfrm>
                       <a:off x="0" y="0"/>
-                      <a:ext cx="5169166" cy="4496031"/>
+                      <a:ext cx="5731510" cy="2563495"/>
                     </a:xfrm>
                     <a:prstGeom prst="rect">
                       <a:avLst/>
@@ -526,51 +1645,173 @@
     </w:p>
     <w:p/>
     <w:p>
-      <w:pPr>
-        <w:rPr>
-          <w:b/>
-          <w:bCs/>
-        </w:rPr>
-      </w:pPr>
-      <w:r>
-        <w:rPr>
-          <w:rFonts w:ascii="Segoe UI Emoji" w:hAnsi="Segoe UI Emoji" w:cs="Segoe UI Emoji"/>
-          <w:b/>
-          <w:bCs/>
-        </w:rPr>
-        <w:t>🔹</w:t>
-      </w:r>
-      <w:r>
-        <w:rPr>
-          <w:b/>
-          <w:bCs/>
-        </w:rPr>
-        <w:t xml:space="preserve"> Test locally (important before CI)</w:t>
-      </w:r>
-    </w:p>
-    <w:p>
+      <w:r>
+        <w:drawing>
+          <wp:inline distT="0" distB="0" distL="0" distR="0" wp14:anchorId="69457D77" wp14:editId="5449A1D0">
+            <wp:extent cx="5731510" cy="2665095"/>
+            <wp:effectExtent l="0" t="0" r="2540" b="1905"/>
+            <wp:docPr id="365714541" name="Picture 1"/>
+            <wp:cNvGraphicFramePr>
+              <a:graphicFrameLocks xmlns:a="http://schemas.openxmlformats.org/drawingml/2006/main" noChangeAspect="1"/>
+            </wp:cNvGraphicFramePr>
+            <a:graphic xmlns:a="http://schemas.openxmlformats.org/drawingml/2006/main">
+              <a:graphicData uri="http://schemas.openxmlformats.org/drawingml/2006/picture">
+                <pic:pic xmlns:pic="http://schemas.openxmlformats.org/drawingml/2006/picture">
+                  <pic:nvPicPr>
+                    <pic:cNvPr id="365714541" name=""/>
+                    <pic:cNvPicPr/>
+                  </pic:nvPicPr>
+                  <pic:blipFill>
+                    <a:blip r:embed="rId11"/>
+                    <a:stretch>
+                      <a:fillRect/>
+                    </a:stretch>
+                  </pic:blipFill>
+                  <pic:spPr>
+                    <a:xfrm>
+                      <a:off x="0" y="0"/>
+                      <a:ext cx="5731510" cy="2665095"/>
+                    </a:xfrm>
+                    <a:prstGeom prst="rect">
+                      <a:avLst/>
+                    </a:prstGeom>
+                  </pic:spPr>
+                </pic:pic>
+              </a:graphicData>
+            </a:graphic>
+          </wp:inline>
+        </w:drawing>
+      </w:r>
+    </w:p>
+    <w:p/>
+    <w:p>
+      <w:r>
+        <w:drawing>
+          <wp:inline distT="0" distB="0" distL="0" distR="0" wp14:anchorId="359F4D04" wp14:editId="3625CB45">
+            <wp:extent cx="5731510" cy="3472180"/>
+            <wp:effectExtent l="0" t="0" r="2540" b="0"/>
+            <wp:docPr id="1307917222" name="Picture 1"/>
+            <wp:cNvGraphicFramePr>
+              <a:graphicFrameLocks xmlns:a="http://schemas.openxmlformats.org/drawingml/2006/main" noChangeAspect="1"/>
+            </wp:cNvGraphicFramePr>
+            <a:graphic xmlns:a="http://schemas.openxmlformats.org/drawingml/2006/main">
+              <a:graphicData uri="http://schemas.openxmlformats.org/drawingml/2006/picture">
+                <pic:pic xmlns:pic="http://schemas.openxmlformats.org/drawingml/2006/picture">
+                  <pic:nvPicPr>
+                    <pic:cNvPr id="1307917222" name=""/>
+                    <pic:cNvPicPr/>
+                  </pic:nvPicPr>
+                  <pic:blipFill>
+                    <a:blip r:embed="rId12"/>
+                    <a:stretch>
+                      <a:fillRect/>
+                    </a:stretch>
+                  </pic:blipFill>
+                  <pic:spPr>
+                    <a:xfrm>
+                      <a:off x="0" y="0"/>
+                      <a:ext cx="5731510" cy="3472180"/>
+                    </a:xfrm>
+                    <a:prstGeom prst="rect">
+                      <a:avLst/>
+                    </a:prstGeom>
+                  </pic:spPr>
+                </pic:pic>
+              </a:graphicData>
+            </a:graphic>
+          </wp:inline>
+        </w:drawing>
+      </w:r>
+    </w:p>
+    <w:p/>
+    <w:p/>
+    <w:p>
+      <w:pPr>
+        <w:rPr>
+          <w:b/>
+          <w:bCs/>
+        </w:rPr>
+      </w:pPr>
+      <w:r>
+        <w:rPr>
+          <w:b/>
+          <w:bCs/>
+        </w:rPr>
+        <w:t>Frontend Dockerfile</w:t>
+      </w:r>
+    </w:p>
+    <w:p>
+      <w:r>
+        <w:t>Create frontend/Dockerfile</w:t>
+      </w:r>
+    </w:p>
+    <w:p/>
+    <w:p/>
+    <w:p>
+      <w:pPr>
+        <w:rPr>
+          <w:b/>
+          <w:bCs/>
+        </w:rPr>
+      </w:pPr>
+      <w:r>
+        <w:rPr>
+          <w:b/>
+          <w:bCs/>
+        </w:rPr>
+        <w:t>Test locally (important before CI)</w:t>
+      </w:r>
+    </w:p>
+    <w:p>
+      <w:r>
+        <w:t xml:space="preserve">cd frontend &amp;&amp; </w:t>
+      </w:r>
+      <w:r>
+        <w:t>docker build -t frontend .</w:t>
+      </w:r>
+    </w:p>
+    <w:p>
+      <w:r>
+        <w:t xml:space="preserve">cd authService &amp;&amp; </w:t>
+      </w:r>
       <w:r>
         <w:t xml:space="preserve">docker build -t </w:t>
       </w:r>
-      <w:proofErr w:type="gramStart"/>
-      <w:r>
-        <w:t>frontend .</w:t>
-      </w:r>
-      <w:proofErr w:type="gramEnd"/>
-      <w:r>
-        <w:t>/frontend</w:t>
-      </w:r>
-      <w:r>
-        <w:br/>
+      <w:r>
+        <w:t>auth-service .</w:t>
+      </w:r>
+    </w:p>
+    <w:p>
+      <w:r>
+        <w:t xml:space="preserve">cd . ./streamingService &amp;&amp; </w:t>
+      </w:r>
+      <w:r>
         <w:t xml:space="preserve">docker build -t </w:t>
       </w:r>
-      <w:proofErr w:type="gramStart"/>
-      <w:r>
-        <w:t>backend .</w:t>
-      </w:r>
-      <w:proofErr w:type="gramEnd"/>
-      <w:r>
-        <w:t>/backend</w:t>
+      <w:r>
+        <w:t>streaming-service .</w:t>
+      </w:r>
+    </w:p>
+    <w:p>
+      <w:r>
+        <w:t xml:space="preserve">cd ../ adminService &amp;&amp; </w:t>
+      </w:r>
+      <w:r>
+        <w:t xml:space="preserve">docker build -t </w:t>
+      </w:r>
+      <w:r>
+        <w:t>admin-service .</w:t>
+      </w:r>
+    </w:p>
+    <w:p>
+      <w:r>
+        <w:t xml:space="preserve">cd ../chatService &amp;&amp; </w:t>
+      </w:r>
+      <w:r>
+        <w:t xml:space="preserve">docker build -t </w:t>
+      </w:r>
+      <w:r>
+        <w:t>chat-service .</w:t>
       </w:r>
       <w:r>
         <w:br/>
@@ -582,6 +1823,86 @@
       <w:r>
         <w:br/>
         <w:t>docker run -p 5000:5000 backend</w:t>
+      </w:r>
+    </w:p>
+    <w:p/>
+    <w:p>
+      <w:r>
+        <w:lastRenderedPageBreak/>
+        <w:drawing>
+          <wp:inline distT="0" distB="0" distL="0" distR="0" wp14:anchorId="49635EC0" wp14:editId="0BE4A507">
+            <wp:extent cx="5731510" cy="3475990"/>
+            <wp:effectExtent l="0" t="0" r="2540" b="0"/>
+            <wp:docPr id="281772198" name="Picture 1"/>
+            <wp:cNvGraphicFramePr>
+              <a:graphicFrameLocks xmlns:a="http://schemas.openxmlformats.org/drawingml/2006/main" noChangeAspect="1"/>
+            </wp:cNvGraphicFramePr>
+            <a:graphic xmlns:a="http://schemas.openxmlformats.org/drawingml/2006/main">
+              <a:graphicData uri="http://schemas.openxmlformats.org/drawingml/2006/picture">
+                <pic:pic xmlns:pic="http://schemas.openxmlformats.org/drawingml/2006/picture">
+                  <pic:nvPicPr>
+                    <pic:cNvPr id="281772198" name=""/>
+                    <pic:cNvPicPr/>
+                  </pic:nvPicPr>
+                  <pic:blipFill>
+                    <a:blip r:embed="rId13"/>
+                    <a:stretch>
+                      <a:fillRect/>
+                    </a:stretch>
+                  </pic:blipFill>
+                  <pic:spPr>
+                    <a:xfrm>
+                      <a:off x="0" y="0"/>
+                      <a:ext cx="5731510" cy="3475990"/>
+                    </a:xfrm>
+                    <a:prstGeom prst="rect">
+                      <a:avLst/>
+                    </a:prstGeom>
+                  </pic:spPr>
+                </pic:pic>
+              </a:graphicData>
+            </a:graphic>
+          </wp:inline>
+        </w:drawing>
+      </w:r>
+    </w:p>
+    <w:p>
+      <w:r>
+        <w:drawing>
+          <wp:inline distT="0" distB="0" distL="0" distR="0" wp14:anchorId="52B1202D" wp14:editId="7E2A04EA">
+            <wp:extent cx="5731510" cy="3943985"/>
+            <wp:effectExtent l="0" t="0" r="2540" b="0"/>
+            <wp:docPr id="1618683049" name="Picture 1"/>
+            <wp:cNvGraphicFramePr>
+              <a:graphicFrameLocks xmlns:a="http://schemas.openxmlformats.org/drawingml/2006/main" noChangeAspect="1"/>
+            </wp:cNvGraphicFramePr>
+            <a:graphic xmlns:a="http://schemas.openxmlformats.org/drawingml/2006/main">
+              <a:graphicData uri="http://schemas.openxmlformats.org/drawingml/2006/picture">
+                <pic:pic xmlns:pic="http://schemas.openxmlformats.org/drawingml/2006/picture">
+                  <pic:nvPicPr>
+                    <pic:cNvPr id="1618683049" name=""/>
+                    <pic:cNvPicPr/>
+                  </pic:nvPicPr>
+                  <pic:blipFill>
+                    <a:blip r:embed="rId14"/>
+                    <a:stretch>
+                      <a:fillRect/>
+                    </a:stretch>
+                  </pic:blipFill>
+                  <pic:spPr>
+                    <a:xfrm>
+                      <a:off x="0" y="0"/>
+                      <a:ext cx="5731510" cy="3943985"/>
+                    </a:xfrm>
+                    <a:prstGeom prst="rect">
+                      <a:avLst/>
+                    </a:prstGeom>
+                  </pic:spPr>
+                </pic:pic>
+              </a:graphicData>
+            </a:graphic>
+          </wp:inline>
+        </w:drawing>
       </w:r>
     </w:p>
     <w:p>
@@ -603,7 +1924,7 @@
                     <pic:cNvPicPr/>
                   </pic:nvPicPr>
                   <pic:blipFill>
-                    <a:blip r:embed="rId11"/>
+                    <a:blip r:embed="rId15"/>
                     <a:stretch>
                       <a:fillRect/>
                     </a:stretch>
@@ -643,7 +1964,7 @@
                     <pic:cNvPicPr/>
                   </pic:nvPicPr>
                   <pic:blipFill>
-                    <a:blip r:embed="rId12"/>
+                    <a:blip r:embed="rId16"/>
                     <a:stretch>
                       <a:fillRect/>
                     </a:stretch>
@@ -687,13 +2008,8 @@
       </w:r>
     </w:p>
     <w:p>
-      <w:proofErr w:type="spellStart"/>
-      <w:r>
-        <w:t>aws</w:t>
-      </w:r>
-      <w:proofErr w:type="spellEnd"/>
-      <w:r>
-        <w:t xml:space="preserve"> configure</w:t>
+      <w:r>
+        <w:t>aws configure</w:t>
       </w:r>
     </w:p>
     <w:p>
@@ -714,7 +2030,7 @@
                     <pic:cNvPicPr/>
                   </pic:nvPicPr>
                   <pic:blipFill>
-                    <a:blip r:embed="rId13"/>
+                    <a:blip r:embed="rId17"/>
                     <a:stretch>
                       <a:fillRect/>
                     </a:stretch>
@@ -816,114 +2132,31 @@
       </w:r>
     </w:p>
     <w:p>
-      <w:proofErr w:type="spellStart"/>
-      <w:r>
-        <w:t>aws</w:t>
-      </w:r>
-      <w:proofErr w:type="spellEnd"/>
-      <w:r>
-        <w:t xml:space="preserve"> </w:t>
-      </w:r>
-      <w:proofErr w:type="spellStart"/>
-      <w:r>
-        <w:t>ecr</w:t>
-      </w:r>
-      <w:proofErr w:type="spellEnd"/>
-      <w:r>
-        <w:t xml:space="preserve"> create-repository --repository-name frontend</w:t>
-      </w:r>
-    </w:p>
-    <w:p>
-      <w:proofErr w:type="spellStart"/>
-      <w:r>
-        <w:t>aws</w:t>
-      </w:r>
-      <w:proofErr w:type="spellEnd"/>
-      <w:r>
-        <w:t xml:space="preserve"> </w:t>
-      </w:r>
-      <w:proofErr w:type="spellStart"/>
-      <w:r>
-        <w:t>ecr</w:t>
-      </w:r>
-      <w:proofErr w:type="spellEnd"/>
-      <w:r>
-        <w:t xml:space="preserve"> create-repository --repository-name </w:t>
+      <w:r>
+        <w:t>aws ecr create-repository --repository-name frontend</w:t>
+      </w:r>
+    </w:p>
+    <w:p>
+      <w:r>
+        <w:t xml:space="preserve">aws ecr create-repository --repository-name </w:t>
       </w:r>
       <w:r>
         <w:t>admin-service</w:t>
       </w:r>
     </w:p>
     <w:p>
-      <w:proofErr w:type="spellStart"/>
-      <w:r>
-        <w:t>aws</w:t>
-      </w:r>
-      <w:proofErr w:type="spellEnd"/>
-      <w:r>
-        <w:t xml:space="preserve"> </w:t>
-      </w:r>
-      <w:proofErr w:type="spellStart"/>
-      <w:r>
-        <w:t>ecr</w:t>
-      </w:r>
-      <w:proofErr w:type="spellEnd"/>
-      <w:r>
-        <w:t xml:space="preserve"> create-repository --repository-name </w:t>
-      </w:r>
-      <w:r>
-        <w:t>chat</w:t>
-      </w:r>
-      <w:r>
-        <w:t>-service</w:t>
-      </w:r>
-    </w:p>
-    <w:p>
-      <w:proofErr w:type="spellStart"/>
-      <w:r>
-        <w:t>aws</w:t>
-      </w:r>
-      <w:proofErr w:type="spellEnd"/>
-      <w:r>
-        <w:t xml:space="preserve"> </w:t>
-      </w:r>
-      <w:proofErr w:type="spellStart"/>
-      <w:r>
-        <w:t>ecr</w:t>
-      </w:r>
-      <w:proofErr w:type="spellEnd"/>
-      <w:r>
-        <w:t xml:space="preserve"> create-repository --repository-name </w:t>
-      </w:r>
-      <w:r>
-        <w:t>streaming</w:t>
-      </w:r>
-      <w:r>
-        <w:t>-service</w:t>
-      </w:r>
-    </w:p>
-    <w:p>
-      <w:proofErr w:type="spellStart"/>
-      <w:r>
-        <w:t>aws</w:t>
-      </w:r>
-      <w:proofErr w:type="spellEnd"/>
-      <w:r>
-        <w:t xml:space="preserve"> </w:t>
-      </w:r>
-      <w:proofErr w:type="spellStart"/>
-      <w:r>
-        <w:t>ecr</w:t>
-      </w:r>
-      <w:proofErr w:type="spellEnd"/>
-      <w:r>
-        <w:t xml:space="preserve"> create-repository --repository-name </w:t>
-      </w:r>
-      <w:r>
-        <w:t>auth</w:t>
-      </w:r>
-      <w:r>
-        <w:t>-service</w:t>
+      <w:r>
+        <w:t>aws ecr create-repository --repository-name chat-service</w:t>
+      </w:r>
+    </w:p>
+    <w:p>
+      <w:r>
+        <w:t>aws ecr create-repository --repository-name streaming-service</w:t>
+      </w:r>
+    </w:p>
+    <w:p>
+      <w:r>
+        <w:t>aws ecr create-repository --repository-name auth-service</w:t>
       </w:r>
     </w:p>
     <w:p/>
@@ -952,31 +2185,13 @@
       </w:r>
     </w:p>
     <w:p>
-      <w:proofErr w:type="spellStart"/>
-      <w:r>
-        <w:t>aws</w:t>
-      </w:r>
-      <w:proofErr w:type="spellEnd"/>
-      <w:r>
-        <w:t xml:space="preserve"> </w:t>
-      </w:r>
-      <w:proofErr w:type="spellStart"/>
-      <w:r>
-        <w:t>ecr</w:t>
-      </w:r>
-      <w:proofErr w:type="spellEnd"/>
-      <w:r>
-        <w:t xml:space="preserve"> get-login-password --region ap-south-1 | \</w:t>
+      <w:r>
+        <w:t>aws ecr get-login-password --region ap-south-1 | \</w:t>
       </w:r>
       <w:r>
         <w:br/>
-        <w:t>docker login --username AWS --password-stdin &lt;ACCOUNT_ID&gt;.dkr.ecr.ap-south-</w:t>
-      </w:r>
-      <w:proofErr w:type="gramStart"/>
-      <w:r>
-        <w:t>1.amazona</w:t>
-      </w:r>
-      <w:proofErr w:type="gramEnd"/>
+        <w:t>docker login --username AWS --password-stdin &lt;ACCOUNT_ID&gt;.dkr.ecr.ap-south-1.amazona</w:t>
+      </w:r>
     </w:p>
     <w:p/>
     <w:p>
@@ -998,7 +2213,7 @@
                     <pic:cNvPicPr/>
                   </pic:nvPicPr>
                   <pic:blipFill>
-                    <a:blip r:embed="rId14"/>
+                    <a:blip r:embed="rId18"/>
                     <a:stretch>
                       <a:fillRect/>
                     </a:stretch>
@@ -1033,21 +2248,8 @@
     </w:p>
     <w:p/>
     <w:p>
-      <w:proofErr w:type="spellStart"/>
-      <w:r>
-        <w:t>aws</w:t>
-      </w:r>
-      <w:proofErr w:type="spellEnd"/>
-      <w:r>
-        <w:t xml:space="preserve"> </w:t>
-      </w:r>
-      <w:proofErr w:type="spellStart"/>
-      <w:r>
-        <w:t>ecr</w:t>
-      </w:r>
-      <w:proofErr w:type="spellEnd"/>
-      <w:r>
-        <w:t xml:space="preserve"> get-login-password --region ap-south-1 | \</w:t>
+      <w:r>
+        <w:t>aws ecr get-login-password --region ap-south-1 | \</w:t>
       </w:r>
     </w:p>
     <w:p>
@@ -1074,7 +2276,7 @@
                     <pic:cNvPicPr/>
                   </pic:nvPicPr>
                   <pic:blipFill>
-                    <a:blip r:embed="rId15"/>
+                    <a:blip r:embed="rId19"/>
                     <a:stretch>
                       <a:fillRect/>
                     </a:stretch>
@@ -1126,7 +2328,7 @@
                     <pic:cNvPicPr/>
                   </pic:nvPicPr>
                   <pic:blipFill>
-                    <a:blip r:embed="rId16"/>
+                    <a:blip r:embed="rId20"/>
                     <a:stretch>
                       <a:fillRect/>
                     </a:stretch>
@@ -1257,7 +2459,7 @@
     <w:p>
       <w:r>
         <w:pict w14:anchorId="3B44F7B2">
-          <v:rect id="_x0000_i1039" style="width:0;height:1.5pt" o:hralign="center" o:hrstd="t" o:hr="t" fillcolor="#a0a0a0" stroked="f"/>
+          <v:rect id="_x0000_i1026" style="width:0;height:1.5pt" o:hralign="center" o:hrstd="t" o:hr="t" fillcolor="#a0a0a0" stroked="f"/>
         </w:pict>
       </w:r>
     </w:p>
@@ -1311,13 +2513,8 @@
     <w:p/>
     <w:p>
       <w:r>
-        <w:t xml:space="preserve">Build docker images locally to </w:t>
-      </w:r>
-      <w:proofErr w:type="gramStart"/>
-      <w:r>
-        <w:t>test :</w:t>
-      </w:r>
-      <w:proofErr w:type="gramEnd"/>
+        <w:t>Build docker images locally to test :</w:t>
+      </w:r>
     </w:p>
     <w:p>
       <w:r>
@@ -1327,99 +2524,23 @@
     <w:p/>
     <w:p>
       <w:r>
-        <w:t xml:space="preserve">cd </w:t>
-      </w:r>
-      <w:proofErr w:type="spellStart"/>
-      <w:r>
-        <w:t>authService</w:t>
-      </w:r>
-      <w:proofErr w:type="spellEnd"/>
-      <w:r>
-        <w:t xml:space="preserve"> &amp;&amp; docker build -t auth-</w:t>
-      </w:r>
-      <w:proofErr w:type="gramStart"/>
-      <w:r>
-        <w:t>service .</w:t>
-      </w:r>
-      <w:proofErr w:type="gramEnd"/>
-    </w:p>
-    <w:p>
-      <w:r>
-        <w:t>cd</w:t>
-      </w:r>
-      <w:proofErr w:type="gramStart"/>
-      <w:r>
-        <w:t xml:space="preserve"> ..</w:t>
-      </w:r>
-      <w:proofErr w:type="gramEnd"/>
-      <w:r>
-        <w:t>/</w:t>
-      </w:r>
-      <w:proofErr w:type="spellStart"/>
-      <w:r>
-        <w:t>streamingService</w:t>
-      </w:r>
-      <w:proofErr w:type="spellEnd"/>
-      <w:r>
-        <w:t xml:space="preserve"> &amp;&amp; docker build -t streaming-</w:t>
-      </w:r>
-      <w:proofErr w:type="gramStart"/>
-      <w:r>
-        <w:t>service .</w:t>
-      </w:r>
-      <w:proofErr w:type="gramEnd"/>
-    </w:p>
-    <w:p>
-      <w:r>
-        <w:t>cd</w:t>
-      </w:r>
-      <w:proofErr w:type="gramStart"/>
-      <w:r>
-        <w:t xml:space="preserve"> ..</w:t>
-      </w:r>
-      <w:proofErr w:type="gramEnd"/>
-      <w:r>
-        <w:t>/</w:t>
-      </w:r>
-      <w:proofErr w:type="spellStart"/>
-      <w:r>
-        <w:t>adminService</w:t>
-      </w:r>
-      <w:proofErr w:type="spellEnd"/>
-      <w:r>
-        <w:t xml:space="preserve"> &amp;&amp; docker build -t admin-</w:t>
-      </w:r>
-      <w:proofErr w:type="gramStart"/>
-      <w:r>
-        <w:t>service .</w:t>
-      </w:r>
-      <w:proofErr w:type="gramEnd"/>
-    </w:p>
-    <w:p>
-      <w:r>
-        <w:t>cd</w:t>
-      </w:r>
-      <w:proofErr w:type="gramStart"/>
-      <w:r>
-        <w:t xml:space="preserve"> ..</w:t>
-      </w:r>
-      <w:proofErr w:type="gramEnd"/>
-      <w:r>
-        <w:t>/</w:t>
-      </w:r>
-      <w:proofErr w:type="spellStart"/>
-      <w:r>
-        <w:t>chatService</w:t>
-      </w:r>
-      <w:proofErr w:type="spellEnd"/>
-      <w:r>
-        <w:t xml:space="preserve"> &amp;&amp; docker build -t chat-</w:t>
-      </w:r>
-      <w:proofErr w:type="gramStart"/>
-      <w:r>
-        <w:t>service .</w:t>
-      </w:r>
-      <w:proofErr w:type="gramEnd"/>
+        <w:t>cd authService &amp;&amp; docker build -t auth-service .</w:t>
+      </w:r>
+    </w:p>
+    <w:p>
+      <w:r>
+        <w:t>cd ../streamingService &amp;&amp; docker build -t streaming-service .</w:t>
+      </w:r>
+    </w:p>
+    <w:p>
+      <w:r>
+        <w:t>cd ../adminService &amp;&amp; docker build -t admin-service .</w:t>
+      </w:r>
+    </w:p>
+    <w:p>
+      <w:r>
+        <w:t>cd ../chatService &amp;&amp; docker build -t chat-service .</w:t>
+      </w:r>
     </w:p>
     <w:p>
       <w:r>
@@ -1439,7 +2560,7 @@
                     <pic:cNvPicPr/>
                   </pic:nvPicPr>
                   <pic:blipFill>
-                    <a:blip r:embed="rId17"/>
+                    <a:blip r:embed="rId21"/>
                     <a:stretch>
                       <a:fillRect/>
                     </a:stretch>
@@ -1479,7 +2600,7 @@
                     <pic:cNvPicPr/>
                   </pic:nvPicPr>
                   <pic:blipFill>
-                    <a:blip r:embed="rId18"/>
+                    <a:blip r:embed="rId22"/>
                     <a:stretch>
                       <a:fillRect/>
                     </a:stretch>
@@ -1519,7 +2640,7 @@
                     <pic:cNvPicPr/>
                   </pic:nvPicPr>
                   <pic:blipFill>
-                    <a:blip r:embed="rId19"/>
+                    <a:blip r:embed="rId23"/>
                     <a:stretch>
                       <a:fillRect/>
                     </a:stretch>
@@ -1591,7 +2712,7 @@
                     <pic:cNvPicPr/>
                   </pic:nvPicPr>
                   <pic:blipFill>
-                    <a:blip r:embed="rId20"/>
+                    <a:blip r:embed="rId24"/>
                     <a:stretch>
                       <a:fillRect/>
                     </a:stretch>
@@ -1631,7 +2752,7 @@
                     <pic:cNvPicPr/>
                   </pic:nvPicPr>
                   <pic:blipFill>
-                    <a:blip r:embed="rId21"/>
+                    <a:blip r:embed="rId25"/>
                     <a:stretch>
                       <a:fillRect/>
                     </a:stretch>
@@ -1670,7 +2791,7 @@
                     <pic:cNvPicPr/>
                   </pic:nvPicPr>
                   <pic:blipFill>
-                    <a:blip r:embed="rId22"/>
+                    <a:blip r:embed="rId26"/>
                     <a:stretch>
                       <a:fillRect/>
                     </a:stretch>
@@ -1749,7 +2870,7 @@
                     <pic:cNvPicPr/>
                   </pic:nvPicPr>
                   <pic:blipFill>
-                    <a:blip r:embed="rId23"/>
+                    <a:blip r:embed="rId27"/>
                     <a:stretch>
                       <a:fillRect/>
                     </a:stretch>
@@ -1804,7 +2925,7 @@
                     <pic:cNvPicPr/>
                   </pic:nvPicPr>
                   <pic:blipFill>
-                    <a:blip r:embed="rId24"/>
+                    <a:blip r:embed="rId28"/>
                     <a:stretch>
                       <a:fillRect/>
                     </a:stretch>
@@ -1850,7 +2971,7 @@
                     <pic:cNvPicPr/>
                   </pic:nvPicPr>
                   <pic:blipFill>
-                    <a:blip r:embed="rId25"/>
+                    <a:blip r:embed="rId29"/>
                     <a:stretch>
                       <a:fillRect/>
                     </a:stretch>
@@ -1897,37 +3018,16 @@
     </w:p>
     <w:p>
       <w:r>
-        <w:t xml:space="preserve">Using </w:t>
-      </w:r>
-      <w:proofErr w:type="spellStart"/>
-      <w:r>
-        <w:t>eksctl</w:t>
-      </w:r>
-      <w:proofErr w:type="spellEnd"/>
-      <w:r>
-        <w:t>:</w:t>
-      </w:r>
-    </w:p>
-    <w:p>
-      <w:proofErr w:type="spellStart"/>
-      <w:r>
-        <w:t>eksctl</w:t>
-      </w:r>
-      <w:proofErr w:type="spellEnd"/>
-      <w:r>
-        <w:t xml:space="preserve"> create cluster \</w:t>
+        <w:t>Using eksctl:</w:t>
+      </w:r>
+    </w:p>
+    <w:p>
+      <w:r>
+        <w:t>eksctl create cluster \</w:t>
       </w:r>
       <w:r>
         <w:br/>
-        <w:t xml:space="preserve">--name </w:t>
-      </w:r>
-      <w:proofErr w:type="spellStart"/>
-      <w:r>
-        <w:t>mern</w:t>
-      </w:r>
-      <w:proofErr w:type="spellEnd"/>
-      <w:r>
-        <w:t>-cluster \</w:t>
+        <w:t>--name mern-cluster \</w:t>
       </w:r>
       <w:r>
         <w:br/>
@@ -1954,7 +3054,7 @@
                     <pic:cNvPicPr/>
                   </pic:nvPicPr>
                   <pic:blipFill>
-                    <a:blip r:embed="rId26"/>
+                    <a:blip r:embed="rId30"/>
                     <a:stretch>
                       <a:fillRect/>
                     </a:stretch>
@@ -2010,56 +3110,57 @@
           <w:b/>
           <w:bCs/>
         </w:rPr>
-        <w:t xml:space="preserve">Configure </w:t>
-      </w:r>
-      <w:proofErr w:type="spellStart"/>
-      <w:r>
-        <w:rPr>
-          <w:b/>
-          <w:bCs/>
-        </w:rPr>
-        <w:t>kubectl</w:t>
-      </w:r>
-      <w:proofErr w:type="spellEnd"/>
-    </w:p>
-    <w:p>
-      <w:proofErr w:type="spellStart"/>
-      <w:r>
-        <w:t>aws</w:t>
-      </w:r>
-      <w:proofErr w:type="spellEnd"/>
-      <w:r>
-        <w:t xml:space="preserve"> </w:t>
-      </w:r>
-      <w:proofErr w:type="spellStart"/>
-      <w:r>
-        <w:t>eks</w:t>
-      </w:r>
-      <w:proofErr w:type="spellEnd"/>
-      <w:r>
-        <w:t xml:space="preserve"> --region ap-south-1 update-</w:t>
-      </w:r>
-      <w:proofErr w:type="spellStart"/>
-      <w:r>
-        <w:t>kubeconfig</w:t>
-      </w:r>
-      <w:proofErr w:type="spellEnd"/>
-      <w:r>
-        <w:t xml:space="preserve"> --name </w:t>
-      </w:r>
-      <w:proofErr w:type="spellStart"/>
-      <w:r>
-        <w:t>mern</w:t>
-      </w:r>
-      <w:proofErr w:type="spellEnd"/>
-      <w:r>
-        <w:t>-cluster</w:t>
+        <w:t>Configure kubectl</w:t>
+      </w:r>
+    </w:p>
+    <w:p>
+      <w:r>
+        <w:t>aws eks --region ap-south-1 update-kubeconfig --name mern-cluster</w:t>
       </w:r>
     </w:p>
     <w:p/>
     <w:p>
       <w:r>
         <w:lastRenderedPageBreak/>
+        <w:drawing>
+          <wp:inline distT="0" distB="0" distL="0" distR="0" wp14:anchorId="3B386D3C" wp14:editId="519A6351">
+            <wp:extent cx="5731510" cy="2573020"/>
+            <wp:effectExtent l="0" t="0" r="2540" b="0"/>
+            <wp:docPr id="1054375012" name="Picture 1"/>
+            <wp:cNvGraphicFramePr>
+              <a:graphicFrameLocks xmlns:a="http://schemas.openxmlformats.org/drawingml/2006/main" noChangeAspect="1"/>
+            </wp:cNvGraphicFramePr>
+            <a:graphic xmlns:a="http://schemas.openxmlformats.org/drawingml/2006/main">
+              <a:graphicData uri="http://schemas.openxmlformats.org/drawingml/2006/picture">
+                <pic:pic xmlns:pic="http://schemas.openxmlformats.org/drawingml/2006/picture">
+                  <pic:nvPicPr>
+                    <pic:cNvPr id="1054375012" name=""/>
+                    <pic:cNvPicPr/>
+                  </pic:nvPicPr>
+                  <pic:blipFill>
+                    <a:blip r:embed="rId31"/>
+                    <a:stretch>
+                      <a:fillRect/>
+                    </a:stretch>
+                  </pic:blipFill>
+                  <pic:spPr>
+                    <a:xfrm>
+                      <a:off x="0" y="0"/>
+                      <a:ext cx="5731510" cy="2573020"/>
+                    </a:xfrm>
+                    <a:prstGeom prst="rect">
+                      <a:avLst/>
+                    </a:prstGeom>
+                  </pic:spPr>
+                </pic:pic>
+              </a:graphicData>
+            </a:graphic>
+          </wp:inline>
+        </w:drawing>
+      </w:r>
+    </w:p>
+    <w:p>
+      <w:r>
         <w:drawing>
           <wp:inline distT="0" distB="0" distL="0" distR="0" wp14:anchorId="552067CE" wp14:editId="70004AFE">
             <wp:extent cx="5731510" cy="2716530"/>
@@ -2076,7 +3177,7 @@
                     <pic:cNvPicPr/>
                   </pic:nvPicPr>
                   <pic:blipFill>
-                    <a:blip r:embed="rId27"/>
+                    <a:blip r:embed="rId32"/>
                     <a:stretch>
                       <a:fillRect/>
                     </a:stretch>
@@ -2098,25 +3199,10 @@
       </w:r>
     </w:p>
     <w:p/>
-    <w:p>
-      <w:r>
-        <w:t xml:space="preserve">Create </w:t>
-      </w:r>
-      <w:proofErr w:type="spellStart"/>
-      <w:r>
-        <w:t>yaml</w:t>
-      </w:r>
-      <w:proofErr w:type="spellEnd"/>
-      <w:r>
-        <w:t xml:space="preserve"> files to deploy images from ECR to </w:t>
-      </w:r>
-      <w:proofErr w:type="spellStart"/>
-      <w:r>
-        <w:t>kubernetes</w:t>
-      </w:r>
-      <w:proofErr w:type="spellEnd"/>
-      <w:r>
-        <w:t xml:space="preserve"> pods.</w:t>
+    <w:p/>
+    <w:p>
+      <w:r>
+        <w:t>Create yaml files to deploy images from ECR to kubernetes pods.</w:t>
       </w:r>
     </w:p>
     <w:p>
@@ -2126,6 +3212,7 @@
     </w:p>
     <w:p>
       <w:r>
+        <w:lastRenderedPageBreak/>
         <w:drawing>
           <wp:inline distT="0" distB="0" distL="0" distR="0" wp14:anchorId="597212FB" wp14:editId="043028A7">
             <wp:extent cx="5731510" cy="3112135"/>
@@ -2142,7 +3229,7 @@
                     <pic:cNvPicPr/>
                   </pic:nvPicPr>
                   <pic:blipFill>
-                    <a:blip r:embed="rId28"/>
+                    <a:blip r:embed="rId33"/>
                     <a:stretch>
                       <a:fillRect/>
                     </a:stretch>
@@ -2189,26 +3276,12 @@
         <w:t>command:</w:t>
       </w:r>
       <w:r>
-        <w:t xml:space="preserve"> </w:t>
-      </w:r>
-      <w:proofErr w:type="spellStart"/>
-      <w:r>
-        <w:t>Kubectl</w:t>
-      </w:r>
-      <w:proofErr w:type="spellEnd"/>
-      <w:r>
-        <w:t xml:space="preserve"> apply -</w:t>
-      </w:r>
-      <w:proofErr w:type="gramStart"/>
-      <w:r>
-        <w:t>f .</w:t>
-      </w:r>
-      <w:proofErr w:type="gramEnd"/>
-    </w:p>
-    <w:p/>
-    <w:p>
-      <w:r>
-        <w:lastRenderedPageBreak/>
+        <w:t xml:space="preserve"> Kubectl apply -f .</w:t>
+      </w:r>
+    </w:p>
+    <w:p/>
+    <w:p>
+      <w:r>
         <w:drawing>
           <wp:inline distT="0" distB="0" distL="0" distR="0" wp14:anchorId="436BD72A" wp14:editId="7D445C6F">
             <wp:extent cx="5731510" cy="3206750"/>
@@ -2225,7 +3298,7 @@
                     <pic:cNvPicPr/>
                   </pic:nvPicPr>
                   <pic:blipFill>
-                    <a:blip r:embed="rId29"/>
+                    <a:blip r:embed="rId34"/>
                     <a:stretch>
                       <a:fillRect/>
                     </a:stretch>
@@ -2248,47 +3321,6 @@
     </w:p>
     <w:p/>
     <w:p/>
-    <w:p>
-      <w:pPr>
-        <w:rPr>
-          <w:b/>
-          <w:bCs/>
-        </w:rPr>
-      </w:pPr>
-      <w:r>
-        <w:rPr>
-          <w:b/>
-          <w:bCs/>
-        </w:rPr>
-        <w:t>STEP 9: Get Public URL</w:t>
-      </w:r>
-    </w:p>
-    <w:p>
-      <w:proofErr w:type="spellStart"/>
-      <w:r>
-        <w:t>kubectl</w:t>
-      </w:r>
-      <w:proofErr w:type="spellEnd"/>
-      <w:r>
-        <w:t xml:space="preserve"> get svc</w:t>
-      </w:r>
-    </w:p>
-    <w:p>
-      <w:r>
-        <w:t>R</w:t>
-      </w:r>
-      <w:r>
-        <w:t xml:space="preserve">un the </w:t>
-      </w:r>
-      <w:proofErr w:type="spellStart"/>
-      <w:r>
-        <w:t>kubectl</w:t>
-      </w:r>
-      <w:proofErr w:type="spellEnd"/>
-      <w:r>
-        <w:t xml:space="preserve"> get svc command to get the External Ip to access the application.</w:t>
-      </w:r>
-    </w:p>
     <w:p/>
     <w:p>
       <w:r>
@@ -2308,7 +3340,7 @@
                     <pic:cNvPicPr/>
                   </pic:nvPicPr>
                   <pic:blipFill>
-                    <a:blip r:embed="rId29"/>
+                    <a:blip r:embed="rId34"/>
                     <a:stretch>
                       <a:fillRect/>
                     </a:stretch>
@@ -2332,7 +3364,6 @@
     <w:p/>
     <w:p>
       <w:r>
-        <w:lastRenderedPageBreak/>
         <w:drawing>
           <wp:inline distT="0" distB="0" distL="0" distR="0" wp14:anchorId="4EF41FE5" wp14:editId="428A53FE">
             <wp:extent cx="5731510" cy="2772410"/>
@@ -2349,7 +3380,7 @@
                     <pic:cNvPicPr/>
                   </pic:nvPicPr>
                   <pic:blipFill>
-                    <a:blip r:embed="rId30"/>
+                    <a:blip r:embed="rId35"/>
                     <a:stretch>
                       <a:fillRect/>
                     </a:stretch>
@@ -2370,51 +3401,40 @@
         </w:drawing>
       </w:r>
     </w:p>
-    <w:p/>
-    <w:p>
-      <w:r>
-        <w:t xml:space="preserve">Access the application using the external </w:t>
-      </w:r>
-      <w:proofErr w:type="spellStart"/>
-      <w:r>
-        <w:t>ip</w:t>
-      </w:r>
-      <w:proofErr w:type="spellEnd"/>
-    </w:p>
-    <w:p>
-      <w:hyperlink r:id="rId31" w:history="1">
-        <w:r>
-          <w:rPr>
-            <w:rStyle w:val="Hyperlink"/>
-          </w:rPr>
-          <w:t>http://ExternalIP</w:t>
-        </w:r>
-      </w:hyperlink>
-      <w:r>
-        <w:br/>
-        <w:t>http://</w:t>
-      </w:r>
-      <w:r>
-        <w:t xml:space="preserve"> </w:t>
-      </w:r>
-      <w:r>
-        <w:t>http://ad55a5859dada47a38f973847e00b9ae-731481676.ap-south-1.elb.amazonaws.com/</w:t>
-      </w:r>
-    </w:p>
-    <w:p/>
-    <w:p/>
-    <w:p/>
-    <w:p/>
-    <w:p/>
+    <w:p>
+      <w:pPr>
+        <w:rPr>
+          <w:b/>
+          <w:bCs/>
+        </w:rPr>
+      </w:pPr>
+      <w:r>
+        <w:rPr>
+          <w:b/>
+          <w:bCs/>
+        </w:rPr>
+        <w:t>STEP 9: Get Public URL</w:t>
+      </w:r>
+    </w:p>
+    <w:p>
+      <w:r>
+        <w:t>kubectl get svc</w:t>
+      </w:r>
+    </w:p>
+    <w:p>
+      <w:r>
+        <w:t>Run the kubectl get svc command to get the External Ip to access the application.</w:t>
+      </w:r>
+    </w:p>
     <w:p/>
     <w:p>
       <w:r>
         <w:lastRenderedPageBreak/>
         <w:drawing>
-          <wp:inline distT="0" distB="0" distL="0" distR="0" wp14:anchorId="2BBC9FEF" wp14:editId="423A278A">
-            <wp:extent cx="5731510" cy="5211445"/>
-            <wp:effectExtent l="0" t="0" r="2540" b="8255"/>
-            <wp:docPr id="1096183093" name="Picture 1"/>
+          <wp:inline distT="0" distB="0" distL="0" distR="0" wp14:anchorId="6439F504" wp14:editId="294B5141">
+            <wp:extent cx="5731510" cy="2091055"/>
+            <wp:effectExtent l="0" t="0" r="2540" b="4445"/>
+            <wp:docPr id="1873074622" name="Picture 1"/>
             <wp:cNvGraphicFramePr>
               <a:graphicFrameLocks xmlns:a="http://schemas.openxmlformats.org/drawingml/2006/main" noChangeAspect="1"/>
             </wp:cNvGraphicFramePr>
@@ -2422,11 +3442,11 @@
               <a:graphicData uri="http://schemas.openxmlformats.org/drawingml/2006/picture">
                 <pic:pic xmlns:pic="http://schemas.openxmlformats.org/drawingml/2006/picture">
                   <pic:nvPicPr>
-                    <pic:cNvPr id="1096183093" name=""/>
+                    <pic:cNvPr id="1873074622" name=""/>
                     <pic:cNvPicPr/>
                   </pic:nvPicPr>
                   <pic:blipFill>
-                    <a:blip r:embed="rId32"/>
+                    <a:blip r:embed="rId36"/>
                     <a:stretch>
                       <a:fillRect/>
                     </a:stretch>
@@ -2434,7 +3454,7 @@
                   <pic:spPr>
                     <a:xfrm>
                       <a:off x="0" y="0"/>
-                      <a:ext cx="5731510" cy="5211445"/>
+                      <a:ext cx="5731510" cy="2091055"/>
                     </a:xfrm>
                     <a:prstGeom prst="rect">
                       <a:avLst/>
@@ -2448,6 +3468,77 @@
       </w:r>
     </w:p>
     <w:p/>
+    <w:p>
+      <w:r>
+        <w:t>Access the application using the external ip</w:t>
+      </w:r>
+    </w:p>
+    <w:p>
+      <w:hyperlink r:id="rId37" w:history="1">
+        <w:r>
+          <w:rPr>
+            <w:rStyle w:val="Hyperlink"/>
+          </w:rPr>
+          <w:t>http://ExternalIP</w:t>
+        </w:r>
+      </w:hyperlink>
+      <w:r>
+        <w:br/>
+      </w:r>
+      <w:r>
+        <w:t>http://ad55a5859dada47a38f973847e00b9ae-731481676.ap-south-1.elb.amazonaws.com/</w:t>
+      </w:r>
+    </w:p>
+    <w:p/>
+    <w:p/>
+    <w:p>
+      <w:r>
+        <w:lastRenderedPageBreak/>
+        <w:drawing>
+          <wp:inline distT="0" distB="0" distL="0" distR="0" wp14:anchorId="554AA040" wp14:editId="50E54D40">
+            <wp:extent cx="5731510" cy="4747895"/>
+            <wp:effectExtent l="0" t="0" r="2540" b="0"/>
+            <wp:docPr id="1058963348" name="Picture 1"/>
+            <wp:cNvGraphicFramePr>
+              <a:graphicFrameLocks xmlns:a="http://schemas.openxmlformats.org/drawingml/2006/main" noChangeAspect="1"/>
+            </wp:cNvGraphicFramePr>
+            <a:graphic xmlns:a="http://schemas.openxmlformats.org/drawingml/2006/main">
+              <a:graphicData uri="http://schemas.openxmlformats.org/drawingml/2006/picture">
+                <pic:pic xmlns:pic="http://schemas.openxmlformats.org/drawingml/2006/picture">
+                  <pic:nvPicPr>
+                    <pic:cNvPr id="1058963348" name=""/>
+                    <pic:cNvPicPr/>
+                  </pic:nvPicPr>
+                  <pic:blipFill>
+                    <a:blip r:embed="rId38"/>
+                    <a:stretch>
+                      <a:fillRect/>
+                    </a:stretch>
+                  </pic:blipFill>
+                  <pic:spPr>
+                    <a:xfrm>
+                      <a:off x="0" y="0"/>
+                      <a:ext cx="5731510" cy="4747895"/>
+                    </a:xfrm>
+                    <a:prstGeom prst="rect">
+                      <a:avLst/>
+                    </a:prstGeom>
+                  </pic:spPr>
+                </pic:pic>
+              </a:graphicData>
+            </a:graphic>
+          </wp:inline>
+        </w:drawing>
+      </w:r>
+    </w:p>
+    <w:p>
+      <w:pPr>
+        <w:rPr>
+          <w:b/>
+          <w:bCs/>
+        </w:rPr>
+      </w:pPr>
+    </w:p>
     <w:p>
       <w:pPr>
         <w:rPr>

--- a/Screenshots/Screenshots.docx
+++ b/Screenshots/Screenshots.docx
@@ -1905,6 +1905,121 @@
         </w:drawing>
       </w:r>
     </w:p>
+    <w:p/>
+    <w:p>
+      <w:r>
+        <w:t>Test video upload service:</w:t>
+      </w:r>
+    </w:p>
+    <w:p>
+      <w:r>
+        <w:lastRenderedPageBreak/>
+        <w:drawing>
+          <wp:inline distT="0" distB="0" distL="0" distR="0" wp14:anchorId="4B20E0D6" wp14:editId="69B3E5BD">
+            <wp:extent cx="5731510" cy="3037840"/>
+            <wp:effectExtent l="0" t="0" r="2540" b="0"/>
+            <wp:docPr id="1667075834" name="Picture 2"/>
+            <wp:cNvGraphicFramePr>
+              <a:graphicFrameLocks xmlns:a="http://schemas.openxmlformats.org/drawingml/2006/main" noChangeAspect="1"/>
+            </wp:cNvGraphicFramePr>
+            <a:graphic xmlns:a="http://schemas.openxmlformats.org/drawingml/2006/main">
+              <a:graphicData uri="http://schemas.openxmlformats.org/drawingml/2006/picture">
+                <pic:pic xmlns:pic="http://schemas.openxmlformats.org/drawingml/2006/picture">
+                  <pic:nvPicPr>
+                    <pic:cNvPr id="0" name="Picture 8"/>
+                    <pic:cNvPicPr>
+                      <a:picLocks noChangeAspect="1" noChangeArrowheads="1"/>
+                    </pic:cNvPicPr>
+                  </pic:nvPicPr>
+                  <pic:blipFill>
+                    <a:blip r:embed="rId15" cstate="print">
+                      <a:extLst>
+                        <a:ext uri="{28A0092B-C50C-407E-A947-70E740481C1C}">
+                          <a14:useLocalDpi xmlns:a14="http://schemas.microsoft.com/office/drawing/2010/main" val="0"/>
+                        </a:ext>
+                      </a:extLst>
+                    </a:blip>
+                    <a:srcRect/>
+                    <a:stretch>
+                      <a:fillRect/>
+                    </a:stretch>
+                  </pic:blipFill>
+                  <pic:spPr bwMode="auto">
+                    <a:xfrm>
+                      <a:off x="0" y="0"/>
+                      <a:ext cx="5731510" cy="3037840"/>
+                    </a:xfrm>
+                    <a:prstGeom prst="rect">
+                      <a:avLst/>
+                    </a:prstGeom>
+                    <a:noFill/>
+                    <a:ln>
+                      <a:noFill/>
+                    </a:ln>
+                  </pic:spPr>
+                </pic:pic>
+              </a:graphicData>
+            </a:graphic>
+          </wp:inline>
+        </w:drawing>
+      </w:r>
+    </w:p>
+    <w:p/>
+    <w:p>
+      <w:r>
+        <w:br/>
+      </w:r>
+      <w:r>
+        <w:br/>
+        <w:t>Test Chat service</w:t>
+      </w:r>
+      <w:r>
+        <w:br/>
+      </w:r>
+      <w:r>
+        <w:br/>
+      </w:r>
+      <w:r>
+        <w:br/>
+      </w:r>
+      <w:r>
+        <w:drawing>
+          <wp:inline distT="0" distB="0" distL="0" distR="0" wp14:anchorId="6442EE15" wp14:editId="4BCB75B0">
+            <wp:extent cx="5731510" cy="4248785"/>
+            <wp:effectExtent l="0" t="0" r="2540" b="0"/>
+            <wp:docPr id="1424542753" name="Picture 1"/>
+            <wp:cNvGraphicFramePr>
+              <a:graphicFrameLocks xmlns:a="http://schemas.openxmlformats.org/drawingml/2006/main" noChangeAspect="1"/>
+            </wp:cNvGraphicFramePr>
+            <a:graphic xmlns:a="http://schemas.openxmlformats.org/drawingml/2006/main">
+              <a:graphicData uri="http://schemas.openxmlformats.org/drawingml/2006/picture">
+                <pic:pic xmlns:pic="http://schemas.openxmlformats.org/drawingml/2006/picture">
+                  <pic:nvPicPr>
+                    <pic:cNvPr id="1424542753" name=""/>
+                    <pic:cNvPicPr/>
+                  </pic:nvPicPr>
+                  <pic:blipFill>
+                    <a:blip r:embed="rId16"/>
+                    <a:stretch>
+                      <a:fillRect/>
+                    </a:stretch>
+                  </pic:blipFill>
+                  <pic:spPr>
+                    <a:xfrm>
+                      <a:off x="0" y="0"/>
+                      <a:ext cx="5731510" cy="4248785"/>
+                    </a:xfrm>
+                    <a:prstGeom prst="rect">
+                      <a:avLst/>
+                    </a:prstGeom>
+                  </pic:spPr>
+                </pic:pic>
+              </a:graphicData>
+            </a:graphic>
+          </wp:inline>
+        </w:drawing>
+      </w:r>
+    </w:p>
     <w:p>
       <w:r>
         <w:lastRenderedPageBreak/>
@@ -1924,7 +2039,7 @@
                     <pic:cNvPicPr/>
                   </pic:nvPicPr>
                   <pic:blipFill>
-                    <a:blip r:embed="rId15"/>
+                    <a:blip r:embed="rId17"/>
                     <a:stretch>
                       <a:fillRect/>
                     </a:stretch>
@@ -1964,7 +2079,7 @@
                     <pic:cNvPicPr/>
                   </pic:nvPicPr>
                   <pic:blipFill>
-                    <a:blip r:embed="rId16"/>
+                    <a:blip r:embed="rId18"/>
                     <a:stretch>
                       <a:fillRect/>
                     </a:stretch>
@@ -2030,7 +2145,7 @@
                     <pic:cNvPicPr/>
                   </pic:nvPicPr>
                   <pic:blipFill>
-                    <a:blip r:embed="rId17"/>
+                    <a:blip r:embed="rId19"/>
                     <a:stretch>
                       <a:fillRect/>
                     </a:stretch>
@@ -2213,7 +2328,7 @@
                     <pic:cNvPicPr/>
                   </pic:nvPicPr>
                   <pic:blipFill>
-                    <a:blip r:embed="rId18"/>
+                    <a:blip r:embed="rId20"/>
                     <a:stretch>
                       <a:fillRect/>
                     </a:stretch>
@@ -2276,7 +2391,7 @@
                     <pic:cNvPicPr/>
                   </pic:nvPicPr>
                   <pic:blipFill>
-                    <a:blip r:embed="rId19"/>
+                    <a:blip r:embed="rId21"/>
                     <a:stretch>
                       <a:fillRect/>
                     </a:stretch>
@@ -2328,7 +2443,7 @@
                     <pic:cNvPicPr/>
                   </pic:nvPicPr>
                   <pic:blipFill>
-                    <a:blip r:embed="rId20"/>
+                    <a:blip r:embed="rId22"/>
                     <a:stretch>
                       <a:fillRect/>
                     </a:stretch>
@@ -2560,7 +2675,7 @@
                     <pic:cNvPicPr/>
                   </pic:nvPicPr>
                   <pic:blipFill>
-                    <a:blip r:embed="rId21"/>
+                    <a:blip r:embed="rId23"/>
                     <a:stretch>
                       <a:fillRect/>
                     </a:stretch>
@@ -2600,7 +2715,7 @@
                     <pic:cNvPicPr/>
                   </pic:nvPicPr>
                   <pic:blipFill>
-                    <a:blip r:embed="rId22"/>
+                    <a:blip r:embed="rId24"/>
                     <a:stretch>
                       <a:fillRect/>
                     </a:stretch>
@@ -2640,7 +2755,7 @@
                     <pic:cNvPicPr/>
                   </pic:nvPicPr>
                   <pic:blipFill>
-                    <a:blip r:embed="rId23"/>
+                    <a:blip r:embed="rId25"/>
                     <a:stretch>
                       <a:fillRect/>
                     </a:stretch>
@@ -2712,7 +2827,7 @@
                     <pic:cNvPicPr/>
                   </pic:nvPicPr>
                   <pic:blipFill>
-                    <a:blip r:embed="rId24"/>
+                    <a:blip r:embed="rId26"/>
                     <a:stretch>
                       <a:fillRect/>
                     </a:stretch>
@@ -2752,7 +2867,7 @@
                     <pic:cNvPicPr/>
                   </pic:nvPicPr>
                   <pic:blipFill>
-                    <a:blip r:embed="rId25"/>
+                    <a:blip r:embed="rId27"/>
                     <a:stretch>
                       <a:fillRect/>
                     </a:stretch>
@@ -2791,7 +2906,7 @@
                     <pic:cNvPicPr/>
                   </pic:nvPicPr>
                   <pic:blipFill>
-                    <a:blip r:embed="rId26"/>
+                    <a:blip r:embed="rId28"/>
                     <a:stretch>
                       <a:fillRect/>
                     </a:stretch>
@@ -2870,7 +2985,7 @@
                     <pic:cNvPicPr/>
                   </pic:nvPicPr>
                   <pic:blipFill>
-                    <a:blip r:embed="rId27"/>
+                    <a:blip r:embed="rId29"/>
                     <a:stretch>
                       <a:fillRect/>
                     </a:stretch>
@@ -2925,7 +3040,7 @@
                     <pic:cNvPicPr/>
                   </pic:nvPicPr>
                   <pic:blipFill>
-                    <a:blip r:embed="rId28"/>
+                    <a:blip r:embed="rId30"/>
                     <a:stretch>
                       <a:fillRect/>
                     </a:stretch>
@@ -2971,7 +3086,7 @@
                     <pic:cNvPicPr/>
                   </pic:nvPicPr>
                   <pic:blipFill>
-                    <a:blip r:embed="rId29"/>
+                    <a:blip r:embed="rId31"/>
                     <a:stretch>
                       <a:fillRect/>
                     </a:stretch>
@@ -3054,7 +3169,7 @@
                     <pic:cNvPicPr/>
                   </pic:nvPicPr>
                   <pic:blipFill>
-                    <a:blip r:embed="rId30"/>
+                    <a:blip r:embed="rId32"/>
                     <a:stretch>
                       <a:fillRect/>
                     </a:stretch>
@@ -3138,7 +3253,7 @@
                     <pic:cNvPicPr/>
                   </pic:nvPicPr>
                   <pic:blipFill>
-                    <a:blip r:embed="rId31"/>
+                    <a:blip r:embed="rId33"/>
                     <a:stretch>
                       <a:fillRect/>
                     </a:stretch>
@@ -3177,7 +3292,7 @@
                     <pic:cNvPicPr/>
                   </pic:nvPicPr>
                   <pic:blipFill>
-                    <a:blip r:embed="rId32"/>
+                    <a:blip r:embed="rId34"/>
                     <a:stretch>
                       <a:fillRect/>
                     </a:stretch>
@@ -3229,7 +3344,7 @@
                     <pic:cNvPicPr/>
                   </pic:nvPicPr>
                   <pic:blipFill>
-                    <a:blip r:embed="rId33"/>
+                    <a:blip r:embed="rId35"/>
                     <a:stretch>
                       <a:fillRect/>
                     </a:stretch>
@@ -3298,7 +3413,7 @@
                     <pic:cNvPicPr/>
                   </pic:nvPicPr>
                   <pic:blipFill>
-                    <a:blip r:embed="rId34"/>
+                    <a:blip r:embed="rId36"/>
                     <a:stretch>
                       <a:fillRect/>
                     </a:stretch>
@@ -3340,7 +3455,7 @@
                     <pic:cNvPicPr/>
                   </pic:nvPicPr>
                   <pic:blipFill>
-                    <a:blip r:embed="rId34"/>
+                    <a:blip r:embed="rId36"/>
                     <a:stretch>
                       <a:fillRect/>
                     </a:stretch>
@@ -3380,7 +3495,7 @@
                     <pic:cNvPicPr/>
                   </pic:nvPicPr>
                   <pic:blipFill>
-                    <a:blip r:embed="rId35"/>
+                    <a:blip r:embed="rId37"/>
                     <a:stretch>
                       <a:fillRect/>
                     </a:stretch>
@@ -3446,7 +3561,7 @@
                     <pic:cNvPicPr/>
                   </pic:nvPicPr>
                   <pic:blipFill>
-                    <a:blip r:embed="rId36"/>
+                    <a:blip r:embed="rId38"/>
                     <a:stretch>
                       <a:fillRect/>
                     </a:stretch>
@@ -3474,7 +3589,7 @@
       </w:r>
     </w:p>
     <w:p>
-      <w:hyperlink r:id="rId37" w:history="1">
+      <w:hyperlink r:id="rId39" w:history="1">
         <w:r>
           <w:rPr>
             <w:rStyle w:val="Hyperlink"/>
@@ -3510,7 +3625,7 @@
                     <pic:cNvPicPr/>
                   </pic:nvPicPr>
                   <pic:blipFill>
-                    <a:blip r:embed="rId38"/>
+                    <a:blip r:embed="rId40"/>
                     <a:stretch>
                       <a:fillRect/>
                     </a:stretch>
